--- a/rayy-mysql/docs/Rayy-Documentation-MySQL.docx
+++ b/rayy-mysql/docs/Rayy-Documentation-MySQL.docx
@@ -19195,6 +19195,140 @@
             </w:pPr>
             <w:r>
               <w:t xml:space="preserve">Solution</w:t>
+            </w:r>
+          </w:p>
+        </w:tc>
+      </w:tr>
+      <w:tr>
+        <w:tc>
+          <w:tcPr/>
+          <w:p>
+            <w:pPr>
+              <w:pStyle w:val="Compact"/>
+            </w:pPr>
+            <w:r>
+              <w:t xml:space="preserve">Page shows words like</w:t>
+            </w:r>
+            <w:r>
+              <w:t xml:space="preserve"> </w:t>
+            </w:r>
+            <w:r>
+              <w:rPr>
+                <w:rStyle w:val="VerbatimChar"/>
+              </w:rPr>
+              <w:t xml:space="preserve">navCrops</w:t>
+            </w:r>
+            <w:r>
+              <w:t xml:space="preserve">,</w:t>
+            </w:r>
+            <w:r>
+              <w:t xml:space="preserve"> </w:t>
+            </w:r>
+            <w:r>
+              <w:rPr>
+                <w:rStyle w:val="VerbatimChar"/>
+              </w:rPr>
+              <w:t xml:space="preserve">myCrops</w:t>
+            </w:r>
+            <w:r>
+              <w:t xml:space="preserve"> </w:t>
+            </w:r>
+            <w:r>
+              <w:t xml:space="preserve">or</w:t>
+            </w:r>
+            <w:r>
+              <w:t xml:space="preserve"> </w:t>
+            </w:r>
+            <w:r>
+              <w:t xml:space="preserve">“Missing crop id”</w:t>
+            </w:r>
+          </w:p>
+        </w:tc>
+        <w:tc>
+          <w:tcPr/>
+          <w:p>
+            <w:pPr>
+              <w:pStyle w:val="Compact"/>
+            </w:pPr>
+            <w:r>
+              <w:t xml:space="preserve">The browser kept an</w:t>
+            </w:r>
+            <w:r>
+              <w:t xml:space="preserve"> </w:t>
+            </w:r>
+            <w:r>
+              <w:rPr>
+                <w:b/>
+                <w:bCs/>
+              </w:rPr>
+              <w:t xml:space="preserve">old</w:t>
+            </w:r>
+            <w:r>
+              <w:rPr>
+                <w:b/>
+                <w:bCs/>
+              </w:rPr>
+              <w:t xml:space="preserve"> </w:t>
+            </w:r>
+            <w:r>
+              <w:rPr>
+                <w:rStyle w:val="VerbatimChar"/>
+                <w:b/>
+                <w:bCs/>
+              </w:rPr>
+              <w:t xml:space="preserve">app.js</w:t>
+            </w:r>
+            <w:r>
+              <w:t xml:space="preserve"> </w:t>
+            </w:r>
+            <w:r>
+              <w:t xml:space="preserve">from a previous version: press</w:t>
+            </w:r>
+            <w:r>
+              <w:t xml:space="preserve"> </w:t>
+            </w:r>
+            <w:r>
+              <w:rPr>
+                <w:b/>
+                <w:bCs/>
+              </w:rPr>
+              <w:t xml:space="preserve">Ctrl + F5</w:t>
+            </w:r>
+            <w:r>
+              <w:t xml:space="preserve"> </w:t>
+            </w:r>
+            <w:r>
+              <w:t xml:space="preserve">(or clear the browsing data) once. The project now adds</w:t>
+            </w:r>
+            <w:r>
+              <w:t xml:space="preserve"> </w:t>
+            </w:r>
+            <w:r>
+              <w:rPr>
+                <w:rStyle w:val="VerbatimChar"/>
+              </w:rPr>
+              <w:t xml:space="preserve">?v=</w:t>
+            </w:r>
+            <w:r>
+              <w:t xml:space="preserve"> </w:t>
+            </w:r>
+            <w:r>
+              <w:t xml:space="preserve">to its files and a</w:t>
+            </w:r>
+            <w:r>
+              <w:t xml:space="preserve"> </w:t>
+            </w:r>
+            <w:r>
+              <w:rPr>
+                <w:rStyle w:val="VerbatimChar"/>
+              </w:rPr>
+              <w:t xml:space="preserve">.htaccess</w:t>
+            </w:r>
+            <w:r>
+              <w:t xml:space="preserve"> </w:t>
+            </w:r>
+            <w:r>
+              <w:t xml:space="preserve">so this does not happen again</w:t>
             </w:r>
           </w:p>
         </w:tc>

--- a/rayy-mysql/docs/Rayy-Documentation-MySQL.docx
+++ b/rayy-mysql/docs/Rayy-Documentation-MySQL.docx
@@ -15,7 +15,7 @@
         <w:pStyle w:val="Subtitle"/>
       </w:pPr>
       <w:r>
-        <w:t xml:space="preserve">Smart IoT plant that expresses its feelings with emoji and sound: full project documentation (MySQL + XAMPP version)</w:t>
+        <w:t xml:space="preserve">Smart farming with IoT: many crops that show their feelings with emoji and sound. Full project documentation (MySQL + XAMPP version)</w:t>
       </w:r>
     </w:p>
     <w:sdt>
@@ -44,13 +44,13 @@
         </w:p>
       </w:sdtContent>
     </w:sdt>
-    <w:bookmarkStart w:id="18" w:name="Xc739a3da1ce677786740117558eeea76749509d"/>
+    <w:bookmarkStart w:id="18" w:name="project-overview"/>
     <w:p>
       <w:pPr>
         <w:pStyle w:val="Heading1"/>
       </w:pPr>
       <w:r>
-        <w:t xml:space="preserve">🌱 ري (Rayy): smart farming that shows the feelings of your crops (MySQL + XAMPP version)</w:t>
+        <w:t xml:space="preserve">Project overview</w:t>
       </w:r>
     </w:p>
     <w:p>
@@ -534,6 +534,27 @@
       </w:r>
       <w:r>
         <w:t xml:space="preserve">: all the documentation in one Word file.</w:t>
+      </w:r>
+    </w:p>
+    <w:p>
+      <w:pPr>
+        <w:pStyle w:val="BodyText"/>
+      </w:pPr>
+      <w:r>
+        <w:t xml:space="preserve">📝</w:t>
+      </w:r>
+      <w:r>
+        <w:t xml:space="preserve"> </w:t>
+      </w:r>
+      <w:r>
+        <w:rPr>
+          <w:b/>
+          <w:bCs/>
+        </w:rPr>
+        <w:t xml:space="preserve">docs/forms/</w:t>
+      </w:r>
+      <w:r>
+        <w:t xml:space="preserve">: the college forms filled in for this version: نموذج (1) مقترح المشروع، نموذج (2) خطة المشروع (use cases, class diagram, ERD, relational model, normalization, wiring, prototype), نموذج (3) تسليم المشروع.</w:t>
       </w:r>
     </w:p>
     <w:bookmarkEnd w:id="9"/>
@@ -1920,7 +1941,7 @@
     </w:p>
     <w:bookmarkEnd w:id="17"/>
     <w:bookmarkEnd w:id="18"/>
-    <w:bookmarkStart w:id="35" w:name="X1e08a61505224dfd60eb93a1c726ef8bac61dc0"/>
+    <w:bookmarkStart w:id="38" w:name="X1e08a61505224dfd60eb93a1c726ef8bac61dc0"/>
     <w:p>
       <w:pPr>
         <w:pStyle w:val="Heading1"/>
@@ -3627,7 +3648,7 @@
       </w:r>
     </w:p>
     <w:bookmarkEnd w:id="27"/>
-    <w:bookmarkStart w:id="28" w:name="step-4-wire-the-hardware"/>
+    <w:bookmarkStart w:id="31" w:name="step-4-wire-the-hardware"/>
     <w:p>
       <w:pPr>
         <w:pStyle w:val="Heading2"/>
@@ -3656,10 +3677,57 @@
     </w:p>
     <w:p>
       <w:pPr>
-        <w:pStyle w:val="BodyText"/>
-      </w:pPr>
-      <w:r>
-        <w:t xml:space="preserve">!Wiring</w:t>
+        <w:pStyle w:val="CaptionedFigure"/>
+      </w:pPr>
+      <w:r>
+        <w:drawing>
+          <wp:inline>
+            <wp:extent cx="5334000" cy="3118338"/>
+            <wp:effectExtent b="0" l="0" r="0" t="0"/>
+            <wp:docPr descr="Wiring" title="" id="29" name="Picture"/>
+            <a:graphic>
+              <a:graphicData uri="http://schemas.openxmlformats.org/drawingml/2006/picture">
+                <pic:pic>
+                  <pic:nvPicPr>
+                    <pic:cNvPr descr="/home/user/CLAUDE/rayy-mysql/docs/images/wiring-diagram.png" id="30" name="Picture"/>
+                    <pic:cNvPicPr>
+                      <a:picLocks noChangeArrowheads="1" noChangeAspect="1"/>
+                    </pic:cNvPicPr>
+                  </pic:nvPicPr>
+                  <pic:blipFill>
+                    <a:blip r:embed="rId28"/>
+                    <a:stretch>
+                      <a:fillRect/>
+                    </a:stretch>
+                  </pic:blipFill>
+                  <pic:spPr bwMode="auto">
+                    <a:xfrm>
+                      <a:off x="0" y="0"/>
+                      <a:ext cx="5334000" cy="3118338"/>
+                    </a:xfrm>
+                    <a:prstGeom prst="rect">
+                      <a:avLst/>
+                    </a:prstGeom>
+                    <a:noFill/>
+                    <a:ln w="9525">
+                      <a:noFill/>
+                      <a:headEnd/>
+                      <a:tailEnd/>
+                    </a:ln>
+                  </pic:spPr>
+                </pic:pic>
+              </a:graphicData>
+            </a:graphic>
+          </wp:inline>
+        </w:drawing>
+      </w:r>
+    </w:p>
+    <w:p>
+      <w:pPr>
+        <w:pStyle w:val="ImageCaption"/>
+      </w:pPr>
+      <w:r>
+        <w:t xml:space="preserve">Wiring</w:t>
       </w:r>
     </w:p>
     <w:tbl>
@@ -4022,8 +4090,8 @@
         </w:pict>
       </w:r>
     </w:p>
-    <w:bookmarkEnd w:id="28"/>
-    <w:bookmarkStart w:id="29" w:name="X5f88abef501826813b7c1def5df2f8732c9dba9"/>
+    <w:bookmarkEnd w:id="31"/>
+    <w:bookmarkStart w:id="32" w:name="X5f88abef501826813b7c1def5df2f8732c9dba9"/>
     <w:p>
       <w:pPr>
         <w:pStyle w:val="Heading2"/>
@@ -4586,8 +4654,8 @@
         </w:pict>
       </w:r>
     </w:p>
-    <w:bookmarkEnd w:id="29"/>
-    <w:bookmarkStart w:id="30" w:name="step-6-calibrate-the-soil-sensor"/>
+    <w:bookmarkEnd w:id="32"/>
+    <w:bookmarkStart w:id="33" w:name="step-6-calibrate-the-soil-sensor"/>
     <w:p>
       <w:pPr>
         <w:pStyle w:val="Heading2"/>
@@ -4758,8 +4826,8 @@
         </w:pict>
       </w:r>
     </w:p>
-    <w:bookmarkEnd w:id="30"/>
-    <w:bookmarkStart w:id="31" w:name="step-7-web-dashboard"/>
+    <w:bookmarkEnd w:id="33"/>
+    <w:bookmarkStart w:id="34" w:name="step-7-web-dashboard"/>
     <w:p>
       <w:pPr>
         <w:pStyle w:val="Heading2"/>
@@ -5154,8 +5222,8 @@
         </w:pict>
       </w:r>
     </w:p>
-    <w:bookmarkEnd w:id="31"/>
-    <w:bookmarkStart w:id="32" w:name="step-8-android-app"/>
+    <w:bookmarkEnd w:id="34"/>
+    <w:bookmarkStart w:id="35" w:name="step-8-android-app"/>
     <w:p>
       <w:pPr>
         <w:pStyle w:val="Heading2"/>
@@ -5528,8 +5596,8 @@
         </w:pict>
       </w:r>
     </w:p>
-    <w:bookmarkEnd w:id="32"/>
-    <w:bookmarkStart w:id="33" w:name="step-9-test-everything"/>
+    <w:bookmarkEnd w:id="35"/>
+    <w:bookmarkStart w:id="36" w:name="step-9-test-everything"/>
     <w:p>
       <w:pPr>
         <w:pStyle w:val="Heading2"/>
@@ -5725,8 +5793,8 @@
         </w:pict>
       </w:r>
     </w:p>
-    <w:bookmarkEnd w:id="33"/>
-    <w:bookmarkStart w:id="34" w:name="X7fb79006f03b37364121949c5b5217821de8116"/>
+    <w:bookmarkEnd w:id="36"/>
+    <w:bookmarkStart w:id="37" w:name="X7fb79006f03b37364121949c5b5217821de8116"/>
     <w:p>
       <w:pPr>
         <w:pStyle w:val="Heading2"/>
@@ -5887,9 +5955,9 @@
         <w:t xml:space="preserve">Write the report using 10-report-outline.md, and follow the plan in 09-project-plan.md.</w:t>
       </w:r>
     </w:p>
-    <w:bookmarkEnd w:id="34"/>
-    <w:bookmarkEnd w:id="35"/>
-    <w:bookmarkStart w:id="56" w:name="requirements-and-system-analysis"/>
+    <w:bookmarkEnd w:id="37"/>
+    <w:bookmarkEnd w:id="38"/>
+    <w:bookmarkStart w:id="59" w:name="requirements-and-system-analysis"/>
     <w:p>
       <w:pPr>
         <w:pStyle w:val="Heading1"/>
@@ -5898,7 +5966,7 @@
         <w:t xml:space="preserve">01 · Requirements and System Analysis</w:t>
       </w:r>
     </w:p>
-    <w:bookmarkStart w:id="36" w:name="project-idea-from-the-proposal"/>
+    <w:bookmarkStart w:id="39" w:name="project-idea-from-the-proposal"/>
     <w:p>
       <w:pPr>
         <w:pStyle w:val="Heading2"/>
@@ -6400,8 +6468,8 @@
         <w:t xml:space="preserve">6 members.</w:t>
       </w:r>
     </w:p>
-    <w:bookmarkEnd w:id="36"/>
-    <w:bookmarkStart w:id="37" w:name="objectives"/>
+    <w:bookmarkEnd w:id="39"/>
+    <w:bookmarkStart w:id="40" w:name="objectives"/>
     <w:p>
       <w:pPr>
         <w:pStyle w:val="Heading2"/>
@@ -6711,8 +6779,8 @@
         <w:t xml:space="preserve">Mute the sound and play a sound on the device from the apps.</w:t>
       </w:r>
     </w:p>
-    <w:bookmarkEnd w:id="37"/>
-    <w:bookmarkStart w:id="38" w:name="why-the-esp32-and-not-the-esp8266"/>
+    <w:bookmarkEnd w:id="40"/>
+    <w:bookmarkStart w:id="41" w:name="why-the-esp32-and-not-the-esp8266"/>
     <w:p>
       <w:pPr>
         <w:pStyle w:val="Heading2"/>
@@ -6981,8 +7049,8 @@
         <w:t xml:space="preserve">Use the ESP32 DevKit V1 (ESP-WROOM-32).</w:t>
       </w:r>
     </w:p>
-    <w:bookmarkEnd w:id="38"/>
-    <w:bookmarkStart w:id="39" w:name="functional-requirements"/>
+    <w:bookmarkEnd w:id="41"/>
+    <w:bookmarkStart w:id="42" w:name="functional-requirements"/>
     <w:p>
       <w:pPr>
         <w:pStyle w:val="Heading2"/>
@@ -7589,8 +7657,8 @@
         </w:tc>
       </w:tr>
     </w:tbl>
-    <w:bookmarkEnd w:id="39"/>
-    <w:bookmarkStart w:id="40" w:name="non-functional-requirements"/>
+    <w:bookmarkEnd w:id="42"/>
+    <w:bookmarkStart w:id="43" w:name="non-functional-requirements"/>
     <w:p>
       <w:pPr>
         <w:pStyle w:val="Heading2"/>
@@ -7919,8 +7987,8 @@
         </w:tc>
       </w:tr>
     </w:tbl>
-    <w:bookmarkEnd w:id="40"/>
-    <w:bookmarkStart w:id="41" w:name="X6d20dd4c12bbc7ca34b3e2e481abad1b166a411"/>
+    <w:bookmarkEnd w:id="43"/>
+    <w:bookmarkStart w:id="44" w:name="X6d20dd4c12bbc7ca34b3e2e481abad1b166a411"/>
     <w:p>
       <w:pPr>
         <w:pStyle w:val="Heading2"/>
@@ -7949,8 +8017,8 @@
         <w:t xml:space="preserve">5 V USB power bank (or USB charger) · small enclosure.</w:t>
       </w:r>
     </w:p>
-    <w:bookmarkEnd w:id="41"/>
-    <w:bookmarkStart w:id="42" w:name="software-requirements"/>
+    <w:bookmarkEnd w:id="44"/>
+    <w:bookmarkStart w:id="45" w:name="software-requirements"/>
     <w:p>
       <w:pPr>
         <w:pStyle w:val="Heading2"/>
@@ -8205,8 +8273,8 @@
         </w:tc>
       </w:tr>
     </w:tbl>
-    <w:bookmarkEnd w:id="42"/>
-    <w:bookmarkStart w:id="50" w:name="users-and-use-cases"/>
+    <w:bookmarkEnd w:id="45"/>
+    <w:bookmarkStart w:id="53" w:name="users-and-use-cases"/>
     <w:p>
       <w:pPr>
         <w:pStyle w:val="Heading2"/>
@@ -8454,18 +8522,18 @@
           <wp:inline>
             <wp:extent cx="5334000" cy="4544785"/>
             <wp:effectExtent b="0" l="0" r="0" t="0"/>
-            <wp:docPr descr="" title="" id="44" name="Picture"/>
+            <wp:docPr descr="" title="" id="47" name="Picture"/>
             <a:graphic>
               <a:graphicData uri="http://schemas.openxmlformats.org/drawingml/2006/picture">
                 <pic:pic>
                   <pic:nvPicPr>
-                    <pic:cNvPr descr="/home/user/CLAUDE/rayy-mysql/docs/images/diagram-01-requirements-2.png" id="45" name="Picture"/>
+                    <pic:cNvPr descr="/home/user/CLAUDE/rayy-mysql/docs/images/diagram-01-requirements-2.png" id="48" name="Picture"/>
                     <pic:cNvPicPr>
                       <a:picLocks noChangeArrowheads="1" noChangeAspect="1"/>
                     </pic:cNvPicPr>
                   </pic:nvPicPr>
                   <pic:blipFill>
-                    <a:blip r:embed="rId43"/>
+                    <a:blip r:embed="rId46"/>
                     <a:stretch>
                       <a:fillRect/>
                     </a:stretch>
@@ -8492,7 +8560,7 @@
         </w:drawing>
       </w:r>
     </w:p>
-    <w:bookmarkStart w:id="49" w:name="class-diagram-domain-model"/>
+    <w:bookmarkStart w:id="52" w:name="class-diagram-domain-model"/>
     <w:p>
       <w:pPr>
         <w:pStyle w:val="Heading3"/>
@@ -8510,18 +8578,18 @@
           <wp:inline>
             <wp:extent cx="5334000" cy="2592160"/>
             <wp:effectExtent b="0" l="0" r="0" t="0"/>
-            <wp:docPr descr="" title="" id="47" name="Picture"/>
+            <wp:docPr descr="" title="" id="50" name="Picture"/>
             <a:graphic>
               <a:graphicData uri="http://schemas.openxmlformats.org/drawingml/2006/picture">
                 <pic:pic>
                   <pic:nvPicPr>
-                    <pic:cNvPr descr="/home/user/CLAUDE/rayy-mysql/docs/images/diagram-01-requirements-3.png" id="48" name="Picture"/>
+                    <pic:cNvPr descr="/home/user/CLAUDE/rayy-mysql/docs/images/diagram-01-requirements-3.png" id="51" name="Picture"/>
                     <pic:cNvPicPr>
                       <a:picLocks noChangeArrowheads="1" noChangeAspect="1"/>
                     </pic:cNvPicPr>
                   </pic:nvPicPr>
                   <pic:blipFill>
-                    <a:blip r:embed="rId46"/>
+                    <a:blip r:embed="rId49"/>
                     <a:stretch>
                       <a:fillRect/>
                     </a:stretch>
@@ -8548,9 +8616,9 @@
         </w:drawing>
       </w:r>
     </w:p>
-    <w:bookmarkEnd w:id="49"/>
-    <w:bookmarkEnd w:id="50"/>
-    <w:bookmarkStart w:id="51" w:name="mood-rules-the-brain-of-the-device"/>
+    <w:bookmarkEnd w:id="52"/>
+    <w:bookmarkEnd w:id="53"/>
+    <w:bookmarkStart w:id="54" w:name="mood-rules-the-brain-of-the-device"/>
     <w:p>
       <w:pPr>
         <w:pStyle w:val="Heading2"/>
@@ -9216,8 +9284,8 @@
         <w:t xml:space="preserve">.</w:t>
       </w:r>
     </w:p>
-    <w:bookmarkEnd w:id="51"/>
-    <w:bookmarkStart w:id="55" w:name="context-diagram"/>
+    <w:bookmarkEnd w:id="54"/>
+    <w:bookmarkStart w:id="58" w:name="context-diagram"/>
     <w:p>
       <w:pPr>
         <w:pStyle w:val="Heading2"/>
@@ -9235,18 +9303,18 @@
           <wp:inline>
             <wp:extent cx="5334000" cy="8713130"/>
             <wp:effectExtent b="0" l="0" r="0" t="0"/>
-            <wp:docPr descr="" title="" id="53" name="Picture"/>
+            <wp:docPr descr="" title="" id="56" name="Picture"/>
             <a:graphic>
               <a:graphicData uri="http://schemas.openxmlformats.org/drawingml/2006/picture">
                 <pic:pic>
                   <pic:nvPicPr>
-                    <pic:cNvPr descr="/home/user/CLAUDE/rayy-mysql/docs/images/diagram-01-requirements-4.png" id="54" name="Picture"/>
+                    <pic:cNvPr descr="/home/user/CLAUDE/rayy-mysql/docs/images/diagram-01-requirements-4.png" id="57" name="Picture"/>
                     <pic:cNvPicPr>
                       <a:picLocks noChangeArrowheads="1" noChangeAspect="1"/>
                     </pic:cNvPicPr>
                   </pic:nvPicPr>
                   <pic:blipFill>
-                    <a:blip r:embed="rId52"/>
+                    <a:blip r:embed="rId55"/>
                     <a:stretch>
                       <a:fillRect/>
                     </a:stretch>
@@ -9273,9 +9341,9 @@
         </w:drawing>
       </w:r>
     </w:p>
-    <w:bookmarkEnd w:id="55"/>
-    <w:bookmarkEnd w:id="56"/>
-    <w:bookmarkStart w:id="61" w:name="hardware-components-bill-of-materials"/>
+    <w:bookmarkEnd w:id="58"/>
+    <w:bookmarkEnd w:id="59"/>
+    <w:bookmarkStart w:id="64" w:name="hardware-components-bill-of-materials"/>
     <w:p>
       <w:pPr>
         <w:pStyle w:val="Heading1"/>
@@ -9375,7 +9443,7 @@
         <w:t xml:space="preserve">battery charger or voltage converter is needed.</w:t>
       </w:r>
     </w:p>
-    <w:bookmarkStart w:id="57" w:name="bill-of-materials"/>
+    <w:bookmarkStart w:id="60" w:name="bill-of-materials"/>
     <w:p>
       <w:pPr>
         <w:pStyle w:val="Heading2"/>
@@ -10570,8 +10638,8 @@
         <w:t xml:space="preserve">the green circuit board.</w:t>
       </w:r>
     </w:p>
-    <w:bookmarkEnd w:id="57"/>
-    <w:bookmarkStart w:id="58" w:name="why-each-component"/>
+    <w:bookmarkEnd w:id="60"/>
+    <w:bookmarkStart w:id="61" w:name="why-each-component"/>
     <w:p>
       <w:pPr>
         <w:pStyle w:val="Heading2"/>
@@ -10745,8 +10813,8 @@
         <w:t xml:space="preserve">happy melody when watered, alarm when hot, lullaby at night…). It costs a few riyals and needs only one wire.</w:t>
       </w:r>
     </w:p>
-    <w:bookmarkEnd w:id="58"/>
-    <w:bookmarkStart w:id="59" w:name="power-consumption"/>
+    <w:bookmarkEnd w:id="61"/>
+    <w:bookmarkStart w:id="62" w:name="power-consumption"/>
     <w:p>
       <w:pPr>
         <w:pStyle w:val="Heading2"/>
@@ -11033,8 +11101,8 @@
         <w:t xml:space="preserve">mode), or use a phone charger.</w:t>
       </w:r>
     </w:p>
-    <w:bookmarkEnd w:id="59"/>
-    <w:bookmarkStart w:id="60" w:name="optional-extras-if-time-allows"/>
+    <w:bookmarkEnd w:id="62"/>
+    <w:bookmarkStart w:id="63" w:name="optional-extras-if-time-allows"/>
     <w:p>
       <w:pPr>
         <w:pStyle w:val="Heading2"/>
@@ -11131,9 +11199,9 @@
         <w:t xml:space="preserve">for automatic watering (future work).</w:t>
       </w:r>
     </w:p>
-    <w:bookmarkEnd w:id="60"/>
-    <w:bookmarkEnd w:id="61"/>
-    <w:bookmarkStart w:id="72" w:name="wiring-and-assembly"/>
+    <w:bookmarkEnd w:id="63"/>
+    <w:bookmarkEnd w:id="64"/>
+    <w:bookmarkStart w:id="77" w:name="wiring-and-assembly"/>
     <w:p>
       <w:pPr>
         <w:pStyle w:val="Heading1"/>
@@ -11144,10 +11212,57 @@
     </w:p>
     <w:p>
       <w:pPr>
-        <w:pStyle w:val="FirstParagraph"/>
-      </w:pPr>
-      <w:r>
-        <w:t xml:space="preserve">!Wiring diagram</w:t>
+        <w:pStyle w:val="CaptionedFigure"/>
+      </w:pPr>
+      <w:r>
+        <w:drawing>
+          <wp:inline>
+            <wp:extent cx="5334000" cy="3118338"/>
+            <wp:effectExtent b="0" l="0" r="0" t="0"/>
+            <wp:docPr descr="Wiring diagram" title="" id="65" name="Picture"/>
+            <a:graphic>
+              <a:graphicData uri="http://schemas.openxmlformats.org/drawingml/2006/picture">
+                <pic:pic>
+                  <pic:nvPicPr>
+                    <pic:cNvPr descr="/home/user/CLAUDE/rayy-mysql/docs/images/wiring-diagram.png" id="66" name="Picture"/>
+                    <pic:cNvPicPr>
+                      <a:picLocks noChangeArrowheads="1" noChangeAspect="1"/>
+                    </pic:cNvPicPr>
+                  </pic:nvPicPr>
+                  <pic:blipFill>
+                    <a:blip r:embed="rId28"/>
+                    <a:stretch>
+                      <a:fillRect/>
+                    </a:stretch>
+                  </pic:blipFill>
+                  <pic:spPr bwMode="auto">
+                    <a:xfrm>
+                      <a:off x="0" y="0"/>
+                      <a:ext cx="5334000" cy="3118338"/>
+                    </a:xfrm>
+                    <a:prstGeom prst="rect">
+                      <a:avLst/>
+                    </a:prstGeom>
+                    <a:noFill/>
+                    <a:ln w="9525">
+                      <a:noFill/>
+                      <a:headEnd/>
+                      <a:tailEnd/>
+                    </a:ln>
+                  </pic:spPr>
+                </pic:pic>
+              </a:graphicData>
+            </a:graphic>
+          </wp:inline>
+        </w:drawing>
+      </w:r>
+    </w:p>
+    <w:p>
+      <w:pPr>
+        <w:pStyle w:val="ImageCaption"/>
+      </w:pPr>
+      <w:r>
+        <w:t xml:space="preserve">Wiring diagram</w:t>
       </w:r>
     </w:p>
     <w:p>
@@ -11170,7 +11285,7 @@
         <w:t xml:space="preserve">)</w:t>
       </w:r>
     </w:p>
-    <w:bookmarkStart w:id="62" w:name="esp32-pin-map"/>
+    <w:bookmarkStart w:id="67" w:name="esp32-pin-map"/>
     <w:p>
       <w:pPr>
         <w:pStyle w:val="Heading2"/>
@@ -11701,8 +11816,8 @@
         <w:t xml:space="preserve">use ADC1 pins (GPIO32–39). ADC2 pins stop working when Wi-Fi is on.</w:t>
       </w:r>
     </w:p>
-    <w:bookmarkEnd w:id="62"/>
-    <w:bookmarkStart w:id="68" w:name="module-by-module"/>
+    <w:bookmarkEnd w:id="67"/>
+    <w:bookmarkStart w:id="73" w:name="module-by-module"/>
     <w:p>
       <w:pPr>
         <w:pStyle w:val="Heading2"/>
@@ -11711,7 +11826,7 @@
         <w:t xml:space="preserve">3.2 Module by module</w:t>
       </w:r>
     </w:p>
-    <w:bookmarkStart w:id="63" w:name="capacitive-soil-moisture-sensor-v1.2"/>
+    <w:bookmarkStart w:id="68" w:name="capacitive-soil-moisture-sensor-v1.2"/>
     <w:p>
       <w:pPr>
         <w:pStyle w:val="Heading3"/>
@@ -11857,8 +11972,8 @@
         <w:t xml:space="preserve">(cover the top edge with nail polish, hot glue or heat-shrink to protect it from water).</w:t>
       </w:r>
     </w:p>
-    <w:bookmarkEnd w:id="63"/>
-    <w:bookmarkStart w:id="64" w:name="dht22-module-with-3-pins"/>
+    <w:bookmarkEnd w:id="68"/>
+    <w:bookmarkStart w:id="69" w:name="dht22-module-with-3-pins"/>
     <w:p>
       <w:pPr>
         <w:pStyle w:val="Heading3"/>
@@ -12023,8 +12138,8 @@
         <w:t xml:space="preserve">pin 3 = not connected, pin 4 = GND. Keep it outside the box, in the shade.</w:t>
       </w:r>
     </w:p>
-    <w:bookmarkEnd w:id="64"/>
-    <w:bookmarkStart w:id="65" w:name="bh1750-light-sensor-gy-302"/>
+    <w:bookmarkEnd w:id="69"/>
+    <w:bookmarkStart w:id="70" w:name="bh1750-light-sensor-gy-302"/>
     <w:p>
       <w:pPr>
         <w:pStyle w:val="Heading3"/>
@@ -12212,8 +12327,8 @@
         <w:t xml:space="preserve">, next to the leaves of the crop.</w:t>
       </w:r>
     </w:p>
-    <w:bookmarkEnd w:id="65"/>
-    <w:bookmarkStart w:id="66" w:name="passive-buzzer"/>
+    <w:bookmarkEnd w:id="70"/>
+    <w:bookmarkStart w:id="71" w:name="passive-buzzer"/>
     <w:p>
       <w:pPr>
         <w:pStyle w:val="Heading3"/>
@@ -12408,8 +12523,8 @@
         <w:t xml:space="preserve">buzzer (+) → 5 V (VIN pin).</w:t>
       </w:r>
     </w:p>
-    <w:bookmarkEnd w:id="66"/>
-    <w:bookmarkStart w:id="67" w:name="push-button"/>
+    <w:bookmarkEnd w:id="71"/>
+    <w:bookmarkStart w:id="72" w:name="push-button"/>
     <w:p>
       <w:pPr>
         <w:pStyle w:val="Heading3"/>
@@ -12426,9 +12541,9 @@
         <w:t xml:space="preserve">One leg → GPIO13, the diagonal leg → GND.</w:t>
       </w:r>
     </w:p>
-    <w:bookmarkEnd w:id="67"/>
-    <w:bookmarkEnd w:id="68"/>
-    <w:bookmarkStart w:id="69" w:name="power"/>
+    <w:bookmarkEnd w:id="72"/>
+    <w:bookmarkEnd w:id="73"/>
+    <w:bookmarkStart w:id="74" w:name="power"/>
     <w:p>
       <w:pPr>
         <w:pStyle w:val="Heading2"/>
@@ -12489,8 +12604,8 @@
         <w:t xml:space="preserve">Do not connect any other power source at the same time.</w:t>
       </w:r>
     </w:p>
-    <w:bookmarkEnd w:id="69"/>
-    <w:bookmarkStart w:id="70" w:name="assembly-steps-recommended-order"/>
+    <w:bookmarkEnd w:id="74"/>
+    <w:bookmarkStart w:id="75" w:name="assembly-steps-recommended-order"/>
     <w:p>
       <w:pPr>
         <w:pStyle w:val="Heading2"/>
@@ -12660,8 +12775,8 @@
         <w:t xml:space="preserve">into the pot. The DHT22 and BH1750 stay outside the box.</w:t>
       </w:r>
     </w:p>
-    <w:bookmarkEnd w:id="70"/>
-    <w:bookmarkStart w:id="71" w:name="typical-problems"/>
+    <w:bookmarkEnd w:id="75"/>
+    <w:bookmarkStart w:id="76" w:name="typical-problems"/>
     <w:p>
       <w:pPr>
         <w:pStyle w:val="Heading2"/>
@@ -12874,9 +12989,9 @@
         </w:tc>
       </w:tr>
     </w:tbl>
-    <w:bookmarkEnd w:id="71"/>
-    <w:bookmarkEnd w:id="72"/>
-    <w:bookmarkStart w:id="94" w:name="database-mysql-with-xampp-apache-php"/>
+    <w:bookmarkEnd w:id="76"/>
+    <w:bookmarkEnd w:id="77"/>
+    <w:bookmarkStart w:id="99" w:name="database-mysql-with-xampp-apache-php"/>
     <w:p>
       <w:pPr>
         <w:pStyle w:val="Heading1"/>
@@ -12885,7 +13000,7 @@
         <w:t xml:space="preserve">04 · Database: MySQL with XAMPP (Apache + PHP)</w:t>
       </w:r>
     </w:p>
-    <w:bookmarkStart w:id="77" w:name="the-idea-one-system-ري-for-many-crops"/>
+    <w:bookmarkStart w:id="82" w:name="the-idea-one-system-ري-for-many-crops"/>
     <w:p>
       <w:pPr>
         <w:pStyle w:val="Heading2"/>
@@ -13360,18 +13475,18 @@
           <wp:inline>
             <wp:extent cx="5334000" cy="2279196"/>
             <wp:effectExtent b="0" l="0" r="0" t="0"/>
-            <wp:docPr descr="" title="" id="74" name="Picture"/>
+            <wp:docPr descr="" title="" id="79" name="Picture"/>
             <a:graphic>
               <a:graphicData uri="http://schemas.openxmlformats.org/drawingml/2006/picture">
                 <pic:pic>
                   <pic:nvPicPr>
-                    <pic:cNvPr descr="/home/user/CLAUDE/rayy-mysql/docs/images/diagram-04-database-mysql-xampp-5.png" id="75" name="Picture"/>
+                    <pic:cNvPr descr="/home/user/CLAUDE/rayy-mysql/docs/images/diagram-04-database-mysql-xampp-5.png" id="80" name="Picture"/>
                     <pic:cNvPicPr>
                       <a:picLocks noChangeArrowheads="1" noChangeAspect="1"/>
                     </pic:cNvPicPr>
                   </pic:nvPicPr>
                   <pic:blipFill>
-                    <a:blip r:embed="rId73"/>
+                    <a:blip r:embed="rId78"/>
                     <a:stretch>
                       <a:fillRect/>
                     </a:stretch>
@@ -13398,7 +13513,7 @@
         </w:drawing>
       </w:r>
     </w:p>
-    <w:bookmarkStart w:id="76" w:name="firebase-version-vs-xampp-version"/>
+    <w:bookmarkStart w:id="81" w:name="firebase-version-vs-xampp-version"/>
     <w:p>
       <w:pPr>
         <w:pStyle w:val="Heading3"/>
@@ -13738,9 +13853,9 @@
         </w:tc>
       </w:tr>
     </w:tbl>
-    <w:bookmarkEnd w:id="76"/>
-    <w:bookmarkEnd w:id="77"/>
-    <w:bookmarkStart w:id="81" w:name="tables-database-rayy-12-tables-3nf"/>
+    <w:bookmarkEnd w:id="81"/>
+    <w:bookmarkEnd w:id="82"/>
+    <w:bookmarkStart w:id="86" w:name="tables-database-rayy-12-tables-3nf"/>
     <w:p>
       <w:pPr>
         <w:pStyle w:val="Heading2"/>
@@ -14366,18 +14481,18 @@
           <wp:inline>
             <wp:extent cx="5334000" cy="6123214"/>
             <wp:effectExtent b="0" l="0" r="0" t="0"/>
-            <wp:docPr descr="" title="" id="79" name="Picture"/>
+            <wp:docPr descr="" title="" id="84" name="Picture"/>
             <a:graphic>
               <a:graphicData uri="http://schemas.openxmlformats.org/drawingml/2006/picture">
                 <pic:pic>
                   <pic:nvPicPr>
-                    <pic:cNvPr descr="/home/user/CLAUDE/rayy-mysql/docs/images/diagram-04-database-mysql-xampp-6.png" id="80" name="Picture"/>
+                    <pic:cNvPr descr="/home/user/CLAUDE/rayy-mysql/docs/images/diagram-04-database-mysql-xampp-6.png" id="85" name="Picture"/>
                     <pic:cNvPicPr>
                       <a:picLocks noChangeArrowheads="1" noChangeAspect="1"/>
                     </pic:cNvPicPr>
                   </pic:nvPicPr>
                   <pic:blipFill>
-                    <a:blip r:embed="rId78"/>
+                    <a:blip r:embed="rId83"/>
                     <a:stretch>
                       <a:fillRect/>
                     </a:stretch>
@@ -14404,8 +14519,8 @@
         </w:drawing>
       </w:r>
     </w:p>
-    <w:bookmarkEnd w:id="81"/>
-    <w:bookmarkStart w:id="82" w:name="the-php-api-serverrayyapi"/>
+    <w:bookmarkEnd w:id="86"/>
+    <w:bookmarkStart w:id="87" w:name="the-php-api-serverrayyapi"/>
     <w:p>
       <w:pPr>
         <w:pStyle w:val="Heading2"/>
@@ -16059,8 +16174,8 @@
         <w:t xml:space="preserve">and nothing is saved.</w:t>
       </w:r>
     </w:p>
-    <w:bookmarkEnd w:id="82"/>
-    <w:bookmarkStart w:id="89" w:name="step-by-step-setup-20-minutes"/>
+    <w:bookmarkEnd w:id="87"/>
+    <w:bookmarkStart w:id="94" w:name="step-by-step-setup-20-minutes"/>
     <w:p>
       <w:pPr>
         <w:pStyle w:val="Heading2"/>
@@ -16069,7 +16184,7 @@
         <w:t xml:space="preserve">4.4 Step-by-step setup (≈ 20 minutes)</w:t>
       </w:r>
     </w:p>
-    <w:bookmarkStart w:id="83" w:name="step-1-install-and-start-xampp"/>
+    <w:bookmarkStart w:id="88" w:name="step-1-install-and-start-xampp"/>
     <w:p>
       <w:pPr>
         <w:pStyle w:val="Heading3"/>
@@ -16265,8 +16380,8 @@
         <w:t xml:space="preserve">.</w:t>
       </w:r>
     </w:p>
-    <w:bookmarkEnd w:id="83"/>
-    <w:bookmarkStart w:id="84" w:name="step-2-copy-the-website-api"/>
+    <w:bookmarkEnd w:id="88"/>
+    <w:bookmarkStart w:id="89" w:name="step-2-copy-the-website-api"/>
     <w:p>
       <w:pPr>
         <w:pStyle w:val="Heading3"/>
@@ -16421,8 +16536,8 @@
         <w:t xml:space="preserve">).</w:t>
       </w:r>
     </w:p>
-    <w:bookmarkEnd w:id="84"/>
-    <w:bookmarkStart w:id="85" w:name="step-3-create-the-database"/>
+    <w:bookmarkEnd w:id="89"/>
+    <w:bookmarkStart w:id="90" w:name="step-3-create-the-database"/>
     <w:p>
       <w:pPr>
         <w:pStyle w:val="Heading3"/>
@@ -16862,8 +16977,8 @@
         </w:tc>
       </w:tr>
     </w:tbl>
-    <w:bookmarkEnd w:id="85"/>
-    <w:bookmarkStart w:id="86" w:name="X836c73ce942d6237d895df82c5ced5c303cabfc"/>
+    <w:bookmarkEnd w:id="90"/>
+    <w:bookmarkStart w:id="91" w:name="X836c73ce942d6237d895df82c5ced5c303cabfc"/>
     <w:p>
       <w:pPr>
         <w:pStyle w:val="Heading3"/>
@@ -16932,8 +17047,8 @@
         <w:t xml:space="preserve">).</w:t>
       </w:r>
     </w:p>
-    <w:bookmarkEnd w:id="86"/>
-    <w:bookmarkStart w:id="87" w:name="Xa5a795321eacf944d29d0c1c594ca683199786e"/>
+    <w:bookmarkEnd w:id="91"/>
+    <w:bookmarkStart w:id="92" w:name="Xa5a795321eacf944d29d0c1c594ca683199786e"/>
     <w:p>
       <w:pPr>
         <w:pStyle w:val="Heading3"/>
@@ -17127,8 +17242,8 @@
         <w:t xml:space="preserve">→ the login page appears.</w:t>
       </w:r>
     </w:p>
-    <w:bookmarkEnd w:id="87"/>
-    <w:bookmarkStart w:id="88" w:name="Xd9eb4eb1dc0d40ac462a499d2b0b8f6b5614487"/>
+    <w:bookmarkEnd w:id="92"/>
+    <w:bookmarkStart w:id="93" w:name="Xd9eb4eb1dc0d40ac462a499d2b0b8f6b5614487"/>
     <w:p>
       <w:pPr>
         <w:pStyle w:val="Heading3"/>
@@ -17520,9 +17635,9 @@
         <w:t xml:space="preserve">again before and after it.</w:t>
       </w:r>
     </w:p>
-    <w:bookmarkEnd w:id="88"/>
-    <w:bookmarkEnd w:id="89"/>
-    <w:bookmarkStart w:id="90" w:name="security"/>
+    <w:bookmarkEnd w:id="93"/>
+    <w:bookmarkEnd w:id="94"/>
+    <w:bookmarkStart w:id="95" w:name="security"/>
     <w:p>
       <w:pPr>
         <w:pStyle w:val="Heading2"/>
@@ -17860,8 +17975,8 @@
         <w:t xml:space="preserve">(see 4.7).</w:t>
       </w:r>
     </w:p>
-    <w:bookmarkEnd w:id="90"/>
-    <w:bookmarkStart w:id="91" w:name="useful-sql-phpmyadmin-sql-tab"/>
+    <w:bookmarkEnd w:id="95"/>
+    <w:bookmarkStart w:id="96" w:name="useful-sql-phpmyadmin-sql-tab"/>
     <w:p>
       <w:pPr>
         <w:pStyle w:val="Heading2"/>
@@ -18974,8 +19089,8 @@
         <w:t xml:space="preserve">.</w:t>
       </w:r>
     </w:p>
-    <w:bookmarkEnd w:id="91"/>
-    <w:bookmarkStart w:id="92" w:name="Xdc8538da994b7d506adab5412d97b534e22c3e1"/>
+    <w:bookmarkEnd w:id="96"/>
+    <w:bookmarkStart w:id="97" w:name="Xdc8538da994b7d506adab5412d97b534e22c3e1"/>
     <w:p>
       <w:pPr>
         <w:pStyle w:val="Heading2"/>
@@ -19151,8 +19266,8 @@
         <w:t xml:space="preserve">to the XAMPP computer, for a quick demo.</w:t>
       </w:r>
     </w:p>
-    <w:bookmarkEnd w:id="92"/>
-    <w:bookmarkStart w:id="93" w:name="common-problems"/>
+    <w:bookmarkEnd w:id="97"/>
+    <w:bookmarkStart w:id="98" w:name="common-problems"/>
     <w:p>
       <w:pPr>
         <w:pStyle w:val="Heading2"/>
@@ -19923,9 +20038,9 @@
         </w:tc>
       </w:tr>
     </w:tbl>
-    <w:bookmarkEnd w:id="93"/>
-    <w:bookmarkEnd w:id="94"/>
-    <w:bookmarkStart w:id="108" w:name="esp32-firmware"/>
+    <w:bookmarkEnd w:id="98"/>
+    <w:bookmarkEnd w:id="99"/>
+    <w:bookmarkStart w:id="113" w:name="esp32-firmware"/>
     <w:p>
       <w:pPr>
         <w:pStyle w:val="Heading1"/>
@@ -19976,7 +20091,7 @@
         <w:t xml:space="preserve">esp32 core 3.0.7 (≈ 84 % flash, 14 % RAM, no warnings).</w:t>
       </w:r>
     </w:p>
-    <w:bookmarkStart w:id="95" w:name="install-the-tools"/>
+    <w:bookmarkStart w:id="100" w:name="install-the-tools"/>
     <w:p>
       <w:pPr>
         <w:pStyle w:val="Heading2"/>
@@ -20366,8 +20481,8 @@
         <w:t xml:space="preserve">compile fails, so update the core in the Boards Manager.</w:t>
       </w:r>
     </w:p>
-    <w:bookmarkEnd w:id="95"/>
-    <w:bookmarkStart w:id="96" w:name="configure-and-upload"/>
+    <w:bookmarkEnd w:id="100"/>
+    <w:bookmarkStart w:id="101" w:name="configure-and-upload"/>
     <w:p>
       <w:pPr>
         <w:pStyle w:val="Heading2"/>
@@ -20817,8 +20932,8 @@
         <w:t xml:space="preserve">starts by itself.</w:t>
       </w:r>
     </w:p>
-    <w:bookmarkEnd w:id="96"/>
-    <w:bookmarkStart w:id="97" w:name="code-structure"/>
+    <w:bookmarkEnd w:id="101"/>
+    <w:bookmarkStart w:id="102" w:name="code-structure"/>
     <w:p>
       <w:pPr>
         <w:pStyle w:val="Heading2"/>
@@ -21165,8 +21280,8 @@
         </w:tc>
       </w:tr>
     </w:tbl>
-    <w:bookmarkEnd w:id="97"/>
-    <w:bookmarkStart w:id="101" w:name="program-flow"/>
+    <w:bookmarkEnd w:id="102"/>
+    <w:bookmarkStart w:id="106" w:name="program-flow"/>
     <w:p>
       <w:pPr>
         <w:pStyle w:val="Heading2"/>
@@ -21184,18 +21299,18 @@
           <wp:inline>
             <wp:extent cx="5334000" cy="25603200"/>
             <wp:effectExtent b="0" l="0" r="0" t="0"/>
-            <wp:docPr descr="" title="" id="99" name="Picture"/>
+            <wp:docPr descr="" title="" id="104" name="Picture"/>
             <a:graphic>
               <a:graphicData uri="http://schemas.openxmlformats.org/drawingml/2006/picture">
                 <pic:pic>
                   <pic:nvPicPr>
-                    <pic:cNvPr descr="/home/user/CLAUDE/rayy-mysql/docs/images/diagram-05-firmware-7.png" id="100" name="Picture"/>
+                    <pic:cNvPr descr="/home/user/CLAUDE/rayy-mysql/docs/images/diagram-05-firmware-7.png" id="105" name="Picture"/>
                     <pic:cNvPicPr>
                       <a:picLocks noChangeArrowheads="1" noChangeAspect="1"/>
                     </pic:cNvPicPr>
                   </pic:nvPicPr>
                   <pic:blipFill>
-                    <a:blip r:embed="rId98"/>
+                    <a:blip r:embed="rId103"/>
                     <a:stretch>
                       <a:fillRect/>
                     </a:stretch>
@@ -21222,8 +21337,8 @@
         </w:drawing>
       </w:r>
     </w:p>
-    <w:bookmarkEnd w:id="101"/>
-    <w:bookmarkStart w:id="102" w:name="the-sound-alerts-buzzer-melodies"/>
+    <w:bookmarkEnd w:id="106"/>
+    <w:bookmarkStart w:id="107" w:name="the-sound-alerts-buzzer-melodies"/>
     <w:p>
       <w:pPr>
         <w:pStyle w:val="Heading2"/>
@@ -21774,8 +21889,8 @@
         <w:t xml:space="preserve">.</w:t>
       </w:r>
     </w:p>
-    <w:bookmarkEnd w:id="102"/>
-    <w:bookmarkStart w:id="104" w:name="X53edeb25d5fc732467268c9b38ae6edb45df096"/>
+    <w:bookmarkEnd w:id="107"/>
+    <w:bookmarkStart w:id="109" w:name="X53edeb25d5fc732467268c9b38ae6edb45df096"/>
     <w:p>
       <w:pPr>
         <w:pStyle w:val="Heading2"/>
@@ -22108,7 +22223,7 @@
         <w:t xml:space="preserve">blinks, and the diary event / history point is sent again with the next request.</w:t>
       </w:r>
     </w:p>
-    <w:bookmarkStart w:id="103" w:name="moving-the-device-to-another-crop"/>
+    <w:bookmarkStart w:id="108" w:name="moving-the-device-to-another-crop"/>
     <w:p>
       <w:pPr>
         <w:pStyle w:val="Heading3"/>
@@ -22200,9 +22315,9 @@
         <w:t xml:space="preserve">and keeps its last thresholds.</w:t>
       </w:r>
     </w:p>
-    <w:bookmarkEnd w:id="103"/>
-    <w:bookmarkEnd w:id="104"/>
-    <w:bookmarkStart w:id="105" w:name="Xf94e90965061ad17e9b5ad64306f3c1215e76fa"/>
+    <w:bookmarkEnd w:id="108"/>
+    <w:bookmarkEnd w:id="109"/>
+    <w:bookmarkStart w:id="110" w:name="Xf94e90965061ad17e9b5ad64306f3c1215e76fa"/>
     <w:p>
       <w:pPr>
         <w:pStyle w:val="Heading2"/>
@@ -22307,8 +22422,8 @@
         <w:t xml:space="preserve">of the buzzer. A press on the push button plays the current mood’s melody.</w:t>
       </w:r>
     </w:p>
-    <w:bookmarkEnd w:id="105"/>
-    <w:bookmarkStart w:id="106" w:name="changing-behaviour"/>
+    <w:bookmarkEnd w:id="110"/>
+    <w:bookmarkStart w:id="111" w:name="changing-behaviour"/>
     <w:p>
       <w:pPr>
         <w:pStyle w:val="Heading2"/>
@@ -22437,8 +22552,8 @@
         <w:t xml:space="preserve">, and the texts in the apps.</w:t>
       </w:r>
     </w:p>
-    <w:bookmarkEnd w:id="106"/>
-    <w:bookmarkStart w:id="107" w:name="unit-tests-of-the-mood-logic-on-a-pc"/>
+    <w:bookmarkEnd w:id="111"/>
+    <w:bookmarkStart w:id="112" w:name="unit-tests-of-the-mood-logic-on-a-pc"/>
     <w:p>
       <w:pPr>
         <w:pStyle w:val="Heading2"/>
@@ -22542,9 +22657,9 @@
         <w:t xml:space="preserve"># → "33 checks, 0 failures"</w:t>
       </w:r>
     </w:p>
-    <w:bookmarkEnd w:id="107"/>
-    <w:bookmarkEnd w:id="108"/>
-    <w:bookmarkStart w:id="113" w:name="web-application-dashboard"/>
+    <w:bookmarkEnd w:id="112"/>
+    <w:bookmarkEnd w:id="113"/>
+    <w:bookmarkStart w:id="130" w:name="web-application-dashboard"/>
     <w:p>
       <w:pPr>
         <w:pStyle w:val="Heading1"/>
@@ -22674,7 +22789,7 @@
         <w:t xml:space="preserve">; inside it each user manages many crops.</w:t>
       </w:r>
     </w:p>
-    <w:bookmarkStart w:id="109" w:name="pages"/>
+    <w:bookmarkStart w:id="126" w:name="pages"/>
     <w:p>
       <w:pPr>
         <w:pStyle w:val="Heading2"/>
@@ -23219,38 +23334,226 @@
     </w:p>
     <w:p>
       <w:pPr>
-        <w:pStyle w:val="BodyText"/>
-      </w:pPr>
-      <w:r>
-        <w:t xml:space="preserve">!My crops (admin)</w:t>
-      </w:r>
-    </w:p>
-    <w:p>
-      <w:pPr>
-        <w:pStyle w:val="BodyText"/>
-      </w:pPr>
-      <w:r>
-        <w:t xml:space="preserve">!A crop page</w:t>
-      </w:r>
-    </w:p>
-    <w:p>
-      <w:pPr>
-        <w:pStyle w:val="BodyText"/>
-      </w:pPr>
-      <w:r>
-        <w:t xml:space="preserve">!Devices page</w:t>
-      </w:r>
-    </w:p>
-    <w:p>
-      <w:pPr>
-        <w:pStyle w:val="BodyText"/>
-      </w:pPr>
-      <w:r>
-        <w:t xml:space="preserve">!Users page (admin)</w:t>
-      </w:r>
-    </w:p>
-    <w:bookmarkEnd w:id="109"/>
-    <w:bookmarkStart w:id="110" w:name="open-it"/>
+        <w:pStyle w:val="CaptionedFigure"/>
+      </w:pPr>
+      <w:r>
+        <w:drawing>
+          <wp:inline>
+            <wp:extent cx="5334000" cy="4000499"/>
+            <wp:effectExtent b="0" l="0" r="0" t="0"/>
+            <wp:docPr descr="My crops (admin)" title="" id="115" name="Picture"/>
+            <a:graphic>
+              <a:graphicData uri="http://schemas.openxmlformats.org/drawingml/2006/picture">
+                <pic:pic>
+                  <pic:nvPicPr>
+                    <pic:cNvPr descr="/home/user/CLAUDE/rayy-mysql/docs/images/web-crops-ar.png" id="116" name="Picture"/>
+                    <pic:cNvPicPr>
+                      <a:picLocks noChangeArrowheads="1" noChangeAspect="1"/>
+                    </pic:cNvPicPr>
+                  </pic:nvPicPr>
+                  <pic:blipFill>
+                    <a:blip r:embed="rId114"/>
+                    <a:stretch>
+                      <a:fillRect/>
+                    </a:stretch>
+                  </pic:blipFill>
+                  <pic:spPr bwMode="auto">
+                    <a:xfrm>
+                      <a:off x="0" y="0"/>
+                      <a:ext cx="5334000" cy="4000499"/>
+                    </a:xfrm>
+                    <a:prstGeom prst="rect">
+                      <a:avLst/>
+                    </a:prstGeom>
+                    <a:noFill/>
+                    <a:ln w="9525">
+                      <a:noFill/>
+                      <a:headEnd/>
+                      <a:tailEnd/>
+                    </a:ln>
+                  </pic:spPr>
+                </pic:pic>
+              </a:graphicData>
+            </a:graphic>
+          </wp:inline>
+        </w:drawing>
+      </w:r>
+    </w:p>
+    <w:p>
+      <w:pPr>
+        <w:pStyle w:val="ImageCaption"/>
+      </w:pPr>
+      <w:r>
+        <w:t xml:space="preserve">My crops (admin)</w:t>
+      </w:r>
+    </w:p>
+    <w:p>
+      <w:pPr>
+        <w:pStyle w:val="CaptionedFigure"/>
+      </w:pPr>
+      <w:r>
+        <w:drawing>
+          <wp:inline>
+            <wp:extent cx="5334000" cy="8183244"/>
+            <wp:effectExtent b="0" l="0" r="0" t="0"/>
+            <wp:docPr descr="A crop page" title="" id="118" name="Picture"/>
+            <a:graphic>
+              <a:graphicData uri="http://schemas.openxmlformats.org/drawingml/2006/picture">
+                <pic:pic>
+                  <pic:nvPicPr>
+                    <pic:cNvPr descr="/home/user/CLAUDE/rayy-mysql/docs/images/web-crop-ar.png" id="119" name="Picture"/>
+                    <pic:cNvPicPr>
+                      <a:picLocks noChangeArrowheads="1" noChangeAspect="1"/>
+                    </pic:cNvPicPr>
+                  </pic:nvPicPr>
+                  <pic:blipFill>
+                    <a:blip r:embed="rId117"/>
+                    <a:stretch>
+                      <a:fillRect/>
+                    </a:stretch>
+                  </pic:blipFill>
+                  <pic:spPr bwMode="auto">
+                    <a:xfrm>
+                      <a:off x="0" y="0"/>
+                      <a:ext cx="5334000" cy="8183244"/>
+                    </a:xfrm>
+                    <a:prstGeom prst="rect">
+                      <a:avLst/>
+                    </a:prstGeom>
+                    <a:noFill/>
+                    <a:ln w="9525">
+                      <a:noFill/>
+                      <a:headEnd/>
+                      <a:tailEnd/>
+                    </a:ln>
+                  </pic:spPr>
+                </pic:pic>
+              </a:graphicData>
+            </a:graphic>
+          </wp:inline>
+        </w:drawing>
+      </w:r>
+    </w:p>
+    <w:p>
+      <w:pPr>
+        <w:pStyle w:val="ImageCaption"/>
+      </w:pPr>
+      <w:r>
+        <w:t xml:space="preserve">A crop page</w:t>
+      </w:r>
+    </w:p>
+    <w:p>
+      <w:pPr>
+        <w:pStyle w:val="CaptionedFigure"/>
+      </w:pPr>
+      <w:r>
+        <w:drawing>
+          <wp:inline>
+            <wp:extent cx="5334000" cy="4000499"/>
+            <wp:effectExtent b="0" l="0" r="0" t="0"/>
+            <wp:docPr descr="Devices page" title="" id="121" name="Picture"/>
+            <a:graphic>
+              <a:graphicData uri="http://schemas.openxmlformats.org/drawingml/2006/picture">
+                <pic:pic>
+                  <pic:nvPicPr>
+                    <pic:cNvPr descr="/home/user/CLAUDE/rayy-mysql/docs/images/web-devices-ar.png" id="122" name="Picture"/>
+                    <pic:cNvPicPr>
+                      <a:picLocks noChangeArrowheads="1" noChangeAspect="1"/>
+                    </pic:cNvPicPr>
+                  </pic:nvPicPr>
+                  <pic:blipFill>
+                    <a:blip r:embed="rId120"/>
+                    <a:stretch>
+                      <a:fillRect/>
+                    </a:stretch>
+                  </pic:blipFill>
+                  <pic:spPr bwMode="auto">
+                    <a:xfrm>
+                      <a:off x="0" y="0"/>
+                      <a:ext cx="5334000" cy="4000499"/>
+                    </a:xfrm>
+                    <a:prstGeom prst="rect">
+                      <a:avLst/>
+                    </a:prstGeom>
+                    <a:noFill/>
+                    <a:ln w="9525">
+                      <a:noFill/>
+                      <a:headEnd/>
+                      <a:tailEnd/>
+                    </a:ln>
+                  </pic:spPr>
+                </pic:pic>
+              </a:graphicData>
+            </a:graphic>
+          </wp:inline>
+        </w:drawing>
+      </w:r>
+    </w:p>
+    <w:p>
+      <w:pPr>
+        <w:pStyle w:val="ImageCaption"/>
+      </w:pPr>
+      <w:r>
+        <w:t xml:space="preserve">Devices page</w:t>
+      </w:r>
+    </w:p>
+    <w:p>
+      <w:pPr>
+        <w:pStyle w:val="CaptionedFigure"/>
+      </w:pPr>
+      <w:r>
+        <w:drawing>
+          <wp:inline>
+            <wp:extent cx="5334000" cy="4000499"/>
+            <wp:effectExtent b="0" l="0" r="0" t="0"/>
+            <wp:docPr descr="Users page (admin)" title="" id="124" name="Picture"/>
+            <a:graphic>
+              <a:graphicData uri="http://schemas.openxmlformats.org/drawingml/2006/picture">
+                <pic:pic>
+                  <pic:nvPicPr>
+                    <pic:cNvPr descr="/home/user/CLAUDE/rayy-mysql/docs/images/web-users-ar.png" id="125" name="Picture"/>
+                    <pic:cNvPicPr>
+                      <a:picLocks noChangeArrowheads="1" noChangeAspect="1"/>
+                    </pic:cNvPicPr>
+                  </pic:nvPicPr>
+                  <pic:blipFill>
+                    <a:blip r:embed="rId123"/>
+                    <a:stretch>
+                      <a:fillRect/>
+                    </a:stretch>
+                  </pic:blipFill>
+                  <pic:spPr bwMode="auto">
+                    <a:xfrm>
+                      <a:off x="0" y="0"/>
+                      <a:ext cx="5334000" cy="4000499"/>
+                    </a:xfrm>
+                    <a:prstGeom prst="rect">
+                      <a:avLst/>
+                    </a:prstGeom>
+                    <a:noFill/>
+                    <a:ln w="9525">
+                      <a:noFill/>
+                      <a:headEnd/>
+                      <a:tailEnd/>
+                    </a:ln>
+                  </pic:spPr>
+                </pic:pic>
+              </a:graphicData>
+            </a:graphic>
+          </wp:inline>
+        </w:drawing>
+      </w:r>
+    </w:p>
+    <w:p>
+      <w:pPr>
+        <w:pStyle w:val="ImageCaption"/>
+      </w:pPr>
+      <w:r>
+        <w:t xml:space="preserve">Users page (admin)</w:t>
+      </w:r>
+    </w:p>
+    <w:bookmarkEnd w:id="126"/>
+    <w:bookmarkStart w:id="127" w:name="open-it"/>
     <w:p>
       <w:pPr>
         <w:pStyle w:val="Heading2"/>
@@ -23483,8 +23786,8 @@
         <w:t xml:space="preserve">.</w:t>
       </w:r>
     </w:p>
-    <w:bookmarkEnd w:id="110"/>
-    <w:bookmarkStart w:id="111" w:name="how-the-code-works-app.js"/>
+    <w:bookmarkEnd w:id="127"/>
+    <w:bookmarkStart w:id="128" w:name="how-the-code-works-app.js"/>
     <w:p>
       <w:pPr>
         <w:pStyle w:val="Heading2"/>
@@ -23898,8 +24201,8 @@
         <w:t xml:space="preserve">dictionaries; all user text is escaped before it is shown (no HTML injection).</w:t>
       </w:r>
     </w:p>
-    <w:bookmarkEnd w:id="111"/>
-    <w:bookmarkStart w:id="112" w:name="how-the-php-api-works"/>
+    <w:bookmarkEnd w:id="128"/>
+    <w:bookmarkStart w:id="129" w:name="how-the-php-api-works"/>
     <w:p>
       <w:pPr>
         <w:pStyle w:val="Heading2"/>
@@ -24000,9 +24303,9 @@
         <w:t xml:space="preserve">4. returns JSON.</w:t>
       </w:r>
     </w:p>
-    <w:bookmarkEnd w:id="112"/>
-    <w:bookmarkEnd w:id="113"/>
-    <w:bookmarkStart w:id="118" w:name="android-application"/>
+    <w:bookmarkEnd w:id="129"/>
+    <w:bookmarkEnd w:id="130"/>
+    <w:bookmarkStart w:id="148" w:name="android-application"/>
     <w:p>
       <w:pPr>
         <w:pStyle w:val="Heading1"/>
@@ -24577,13 +24880,34 @@
         <w:t xml:space="preserve">. Target: API 34.</w:t>
       </w:r>
     </w:p>
-    <w:bookmarkStart w:id="114" w:name="requirements"/>
+    <w:bookmarkStart w:id="143" w:name="design-ui-ux"/>
     <w:p>
       <w:pPr>
         <w:pStyle w:val="Heading2"/>
       </w:pPr>
       <w:r>
-        <w:t xml:space="preserve">7.1 Requirements</w:t>
+        <w:t xml:space="preserve">7.0 Design (UI / UX)</w:t>
+      </w:r>
+    </w:p>
+    <w:p>
+      <w:pPr>
+        <w:pStyle w:val="FirstParagraph"/>
+      </w:pPr>
+      <w:r>
+        <w:t xml:space="preserve">The app is designed to be</w:t>
+      </w:r>
+      <w:r>
+        <w:t xml:space="preserve"> </w:t>
+      </w:r>
+      <w:r>
+        <w:rPr>
+          <w:b/>
+          <w:bCs/>
+        </w:rPr>
+        <w:t xml:space="preserve">friendly and clear at a glance</w:t>
+      </w:r>
+      <w:r>
+        <w:t xml:space="preserve">:</w:t>
       </w:r>
     </w:p>
     <w:p>
@@ -24592,6 +24916,635 @@
         <w:numPr>
           <w:ilvl w:val="0"/>
           <w:numId w:val="1034"/>
+        </w:numPr>
+      </w:pPr>
+      <w:r>
+        <w:rPr>
+          <w:b/>
+          <w:bCs/>
+        </w:rPr>
+        <w:t xml:space="preserve">The crop’s feeling sets the colours.</w:t>
+      </w:r>
+      <w:r>
+        <w:t xml:space="preserve"> </w:t>
+      </w:r>
+      <w:r>
+        <w:t xml:space="preserve">Each crop card and the top of the crop page use the colours of the</w:t>
+      </w:r>
+      <w:r>
+        <w:t xml:space="preserve"> </w:t>
+      </w:r>
+      <w:r>
+        <w:t xml:space="preserve">current mood: green = happy, orange = thirsty / hot, blue = drowning / cold, yellow = needs light,</w:t>
+      </w:r>
+      <w:r>
+        <w:t xml:space="preserve"> </w:t>
+      </w:r>
+      <w:r>
+        <w:t xml:space="preserve">purple = sleepy. The big emoji gently</w:t>
+      </w:r>
+      <w:r>
+        <w:t xml:space="preserve"> </w:t>
+      </w:r>
+      <w:r>
+        <w:rPr>
+          <w:b/>
+          <w:bCs/>
+        </w:rPr>
+        <w:t xml:space="preserve">floats</w:t>
+      </w:r>
+      <w:r>
+        <w:t xml:space="preserve"> </w:t>
+      </w:r>
+      <w:r>
+        <w:t xml:space="preserve">(small animation), so the plant feels alive.</w:t>
+      </w:r>
+    </w:p>
+    <w:p>
+      <w:pPr>
+        <w:pStyle w:val="Compact"/>
+        <w:numPr>
+          <w:ilvl w:val="0"/>
+          <w:numId w:val="1034"/>
+        </w:numPr>
+      </w:pPr>
+      <w:r>
+        <w:rPr>
+          <w:b/>
+          <w:bCs/>
+        </w:rPr>
+        <w:t xml:space="preserve">Gradient headers</w:t>
+      </w:r>
+      <w:r>
+        <w:t xml:space="preserve"> </w:t>
+      </w:r>
+      <w:r>
+        <w:t xml:space="preserve">with a greeting (</w:t>
+      </w:r>
+      <w:r>
+        <w:t xml:space="preserve">“Hello, Hind 👋”</w:t>
+      </w:r>
+      <w:r>
+        <w:t xml:space="preserve">) and three summary tiles: number of crops,</w:t>
+      </w:r>
+      <w:r>
+        <w:t xml:space="preserve"> </w:t>
+      </w:r>
+      <w:r>
+        <w:t xml:space="preserve">crops that</w:t>
+      </w:r>
+      <w:r>
+        <w:t xml:space="preserve"> </w:t>
+      </w:r>
+      <w:r>
+        <w:rPr>
+          <w:b/>
+          <w:bCs/>
+        </w:rPr>
+        <w:t xml:space="preserve">need care</w:t>
+      </w:r>
+      <w:r>
+        <w:t xml:space="preserve">, devices</w:t>
+      </w:r>
+      <w:r>
+        <w:t xml:space="preserve"> </w:t>
+      </w:r>
+      <w:r>
+        <w:rPr>
+          <w:b/>
+          <w:bCs/>
+        </w:rPr>
+        <w:t xml:space="preserve">online</w:t>
+      </w:r>
+      <w:r>
+        <w:t xml:space="preserve">.</w:t>
+      </w:r>
+    </w:p>
+    <w:p>
+      <w:pPr>
+        <w:pStyle w:val="Compact"/>
+        <w:numPr>
+          <w:ilvl w:val="0"/>
+          <w:numId w:val="1034"/>
+        </w:numPr>
+      </w:pPr>
+      <w:r>
+        <w:rPr>
+          <w:b/>
+          <w:bCs/>
+        </w:rPr>
+        <w:t xml:space="preserve">Cards with rounded corners</w:t>
+      </w:r>
+      <w:r>
+        <w:t xml:space="preserve"> </w:t>
+      </w:r>
+      <w:r>
+        <w:t xml:space="preserve">and soft shadows; every value has its emoji (💧 🌡️ 💨 ☀️), a</w:t>
+      </w:r>
+      <w:r>
+        <w:t xml:space="preserve"> </w:t>
+      </w:r>
+      <w:r>
+        <w:rPr>
+          <w:b/>
+          <w:bCs/>
+        </w:rPr>
+        <w:t xml:space="preserve">ring</w:t>
+      </w:r>
+      <w:r>
+        <w:t xml:space="preserve"> </w:t>
+      </w:r>
+      <w:r>
+        <w:t xml:space="preserve">that shows</w:t>
+      </w:r>
+      <w:r>
+        <w:t xml:space="preserve"> </w:t>
+      </w:r>
+      <w:r>
+        <w:t xml:space="preserve">the level, and the</w:t>
+      </w:r>
+      <w:r>
+        <w:t xml:space="preserve"> </w:t>
+      </w:r>
+      <w:r>
+        <w:rPr>
+          <w:b/>
+          <w:bCs/>
+        </w:rPr>
+        <w:t xml:space="preserve">ideal range</w:t>
+      </w:r>
+      <w:r>
+        <w:t xml:space="preserve"> </w:t>
+      </w:r>
+      <w:r>
+        <w:t xml:space="preserve">under it in green (ok) or orange (outside the range).</w:t>
+      </w:r>
+    </w:p>
+    <w:p>
+      <w:pPr>
+        <w:pStyle w:val="Compact"/>
+        <w:numPr>
+          <w:ilvl w:val="0"/>
+          <w:numId w:val="1034"/>
+        </w:numPr>
+      </w:pPr>
+      <w:r>
+        <w:rPr>
+          <w:b/>
+          <w:bCs/>
+        </w:rPr>
+        <w:t xml:space="preserve">Crop-type tiles</w:t>
+      </w:r>
+      <w:r>
+        <w:t xml:space="preserve"> </w:t>
+      </w:r>
+      <w:r>
+        <w:t xml:space="preserve">(🍓 🍅 🥒 🫑 🥬 🌿 🌴 🌹 🌵) when adding a crop; the ideal values of the chosen type appear at once.</w:t>
+      </w:r>
+    </w:p>
+    <w:p>
+      <w:pPr>
+        <w:pStyle w:val="Compact"/>
+        <w:numPr>
+          <w:ilvl w:val="0"/>
+          <w:numId w:val="1034"/>
+        </w:numPr>
+      </w:pPr>
+      <w:r>
+        <w:rPr>
+          <w:b/>
+          <w:bCs/>
+        </w:rPr>
+        <w:t xml:space="preserve">History chart</w:t>
+      </w:r>
+      <w:r>
+        <w:t xml:space="preserve"> </w:t>
+      </w:r>
+      <w:r>
+        <w:t xml:space="preserve">with a smooth line, a soft gradient fill and</w:t>
+      </w:r>
+      <w:r>
+        <w:t xml:space="preserve"> </w:t>
+      </w:r>
+      <w:r>
+        <w:rPr>
+          <w:b/>
+          <w:bCs/>
+        </w:rPr>
+        <w:t xml:space="preserve">dashed lines for the ideal range</w:t>
+      </w:r>
+      <w:r>
+        <w:t xml:space="preserve">;</w:t>
+      </w:r>
+      <w:r>
+        <w:t xml:space="preserve"> </w:t>
+      </w:r>
+      <w:r>
+        <w:t xml:space="preserve">min / average / max under it. The</w:t>
+      </w:r>
+      <w:r>
+        <w:t xml:space="preserve"> </w:t>
+      </w:r>
+      <w:r>
+        <w:rPr>
+          <w:b/>
+          <w:bCs/>
+        </w:rPr>
+        <w:t xml:space="preserve">diary</w:t>
+      </w:r>
+      <w:r>
+        <w:t xml:space="preserve"> </w:t>
+      </w:r>
+      <w:r>
+        <w:t xml:space="preserve">is a timeline of mood changes.</w:t>
+      </w:r>
+    </w:p>
+    <w:p>
+      <w:pPr>
+        <w:pStyle w:val="Compact"/>
+        <w:numPr>
+          <w:ilvl w:val="0"/>
+          <w:numId w:val="1034"/>
+        </w:numPr>
+      </w:pPr>
+      <w:r>
+        <w:rPr>
+          <w:b/>
+          <w:bCs/>
+        </w:rPr>
+        <w:t xml:space="preserve">Melody chips</w:t>
+      </w:r>
+      <w:r>
+        <w:t xml:space="preserve"> </w:t>
+      </w:r>
+      <w:r>
+        <w:t xml:space="preserve">(😫 🥴 🥵 🥶 😞 😊 🙏 😴 👋) to play a sound on the device, and a mute switch.</w:t>
+      </w:r>
+    </w:p>
+    <w:p>
+      <w:pPr>
+        <w:pStyle w:val="Compact"/>
+        <w:numPr>
+          <w:ilvl w:val="0"/>
+          <w:numId w:val="1034"/>
+        </w:numPr>
+      </w:pPr>
+      <w:r>
+        <w:t xml:space="preserve">Clear</w:t>
+      </w:r>
+      <w:r>
+        <w:t xml:space="preserve"> </w:t>
+      </w:r>
+      <w:r>
+        <w:rPr>
+          <w:b/>
+          <w:bCs/>
+        </w:rPr>
+        <w:t xml:space="preserve">status pills</w:t>
+      </w:r>
+      <w:r>
+        <w:t xml:space="preserve"> </w:t>
+      </w:r>
+      <w:r>
+        <w:t xml:space="preserve">(● Online / ● Offline, Admin / User),</w:t>
+      </w:r>
+      <w:r>
+        <w:t xml:space="preserve"> </w:t>
+      </w:r>
+      <w:r>
+        <w:rPr>
+          <w:b/>
+          <w:bCs/>
+        </w:rPr>
+        <w:t xml:space="preserve">user avatars</w:t>
+      </w:r>
+      <w:r>
+        <w:t xml:space="preserve"> </w:t>
+      </w:r>
+      <w:r>
+        <w:t xml:space="preserve">with initials,</w:t>
+      </w:r>
+      <w:r>
+        <w:t xml:space="preserve"> </w:t>
+      </w:r>
+      <w:r>
+        <w:t xml:space="preserve">confirmation dialogs before deleting, and</w:t>
+      </w:r>
+      <w:r>
+        <w:t xml:space="preserve"> </w:t>
+      </w:r>
+      <w:r>
+        <w:rPr>
+          <w:b/>
+          <w:bCs/>
+        </w:rPr>
+        <w:t xml:space="preserve">snackbar</w:t>
+      </w:r>
+      <w:r>
+        <w:t xml:space="preserve"> </w:t>
+      </w:r>
+      <w:r>
+        <w:t xml:space="preserve">messages (Saved ✓ / errors) at the bottom.</w:t>
+      </w:r>
+    </w:p>
+    <w:p>
+      <w:pPr>
+        <w:pStyle w:val="Compact"/>
+        <w:numPr>
+          <w:ilvl w:val="0"/>
+          <w:numId w:val="1034"/>
+        </w:numPr>
+      </w:pPr>
+      <w:r>
+        <w:rPr>
+          <w:b/>
+          <w:bCs/>
+        </w:rPr>
+        <w:t xml:space="preserve">Arabic (right-to-left) and English</w:t>
+      </w:r>
+      <w:r>
+        <w:t xml:space="preserve">, and</w:t>
+      </w:r>
+      <w:r>
+        <w:t xml:space="preserve"> </w:t>
+      </w:r>
+      <w:r>
+        <w:rPr>
+          <w:b/>
+          <w:bCs/>
+        </w:rPr>
+        <w:t xml:space="preserve">light and dark mode</w:t>
+      </w:r>
+      <w:r>
+        <w:t xml:space="preserve">, both follow the phone settings.</w:t>
+      </w:r>
+      <w:r>
+        <w:t xml:space="preserve"> </w:t>
+      </w:r>
+      <w:r>
+        <w:t xml:space="preserve">Numbers such as</w:t>
+      </w:r>
+      <w:r>
+        <w:t xml:space="preserve"> </w:t>
+      </w:r>
+      <w:r>
+        <w:t xml:space="preserve">“40–80%”</w:t>
+      </w:r>
+      <w:r>
+        <w:t xml:space="preserve"> </w:t>
+      </w:r>
+      <w:r>
+        <w:t xml:space="preserve">or</w:t>
+      </w:r>
+      <w:r>
+        <w:t xml:space="preserve"> </w:t>
+      </w:r>
+      <w:r>
+        <w:t xml:space="preserve">“-58 dBm”</w:t>
+      </w:r>
+      <w:r>
+        <w:t xml:space="preserve"> </w:t>
+      </w:r>
+      <w:r>
+        <w:t xml:space="preserve">keep their order inside Arabic text.</w:t>
+      </w:r>
+    </w:p>
+    <w:p>
+      <w:pPr>
+        <w:pStyle w:val="CaptionedFigure"/>
+      </w:pPr>
+      <w:r>
+        <w:drawing>
+          <wp:inline>
+            <wp:extent cx="5334000" cy="3640455"/>
+            <wp:effectExtent b="0" l="0" r="0" t="0"/>
+            <wp:docPr descr="Sign in · My crops · Crop page" title="" id="132" name="Picture"/>
+            <a:graphic>
+              <a:graphicData uri="http://schemas.openxmlformats.org/drawingml/2006/picture">
+                <pic:pic>
+                  <pic:nvPicPr>
+                    <pic:cNvPr descr="/home/user/CLAUDE/rayy-mysql/docs/images/android-1-ar.png" id="133" name="Picture"/>
+                    <pic:cNvPicPr>
+                      <a:picLocks noChangeArrowheads="1" noChangeAspect="1"/>
+                    </pic:cNvPicPr>
+                  </pic:nvPicPr>
+                  <pic:blipFill>
+                    <a:blip r:embed="rId131"/>
+                    <a:stretch>
+                      <a:fillRect/>
+                    </a:stretch>
+                  </pic:blipFill>
+                  <pic:spPr bwMode="auto">
+                    <a:xfrm>
+                      <a:off x="0" y="0"/>
+                      <a:ext cx="5334000" cy="3640455"/>
+                    </a:xfrm>
+                    <a:prstGeom prst="rect">
+                      <a:avLst/>
+                    </a:prstGeom>
+                    <a:noFill/>
+                    <a:ln w="9525">
+                      <a:noFill/>
+                      <a:headEnd/>
+                      <a:tailEnd/>
+                    </a:ln>
+                  </pic:spPr>
+                </pic:pic>
+              </a:graphicData>
+            </a:graphic>
+          </wp:inline>
+        </w:drawing>
+      </w:r>
+    </w:p>
+    <w:p>
+      <w:pPr>
+        <w:pStyle w:val="ImageCaption"/>
+      </w:pPr>
+      <w:r>
+        <w:t xml:space="preserve">Sign in · My crops · Crop page</w:t>
+      </w:r>
+    </w:p>
+    <w:p>
+      <w:pPr>
+        <w:pStyle w:val="CaptionedFigure"/>
+      </w:pPr>
+      <w:r>
+        <w:drawing>
+          <wp:inline>
+            <wp:extent cx="5334000" cy="3640455"/>
+            <wp:effectExtent b="0" l="0" r="0" t="0"/>
+            <wp:docPr descr="History chart · Diary · Add a crop" title="" id="135" name="Picture"/>
+            <a:graphic>
+              <a:graphicData uri="http://schemas.openxmlformats.org/drawingml/2006/picture">
+                <pic:pic>
+                  <pic:nvPicPr>
+                    <pic:cNvPr descr="/home/user/CLAUDE/rayy-mysql/docs/images/android-2-ar.png" id="136" name="Picture"/>
+                    <pic:cNvPicPr>
+                      <a:picLocks noChangeArrowheads="1" noChangeAspect="1"/>
+                    </pic:cNvPicPr>
+                  </pic:nvPicPr>
+                  <pic:blipFill>
+                    <a:blip r:embed="rId134"/>
+                    <a:stretch>
+                      <a:fillRect/>
+                    </a:stretch>
+                  </pic:blipFill>
+                  <pic:spPr bwMode="auto">
+                    <a:xfrm>
+                      <a:off x="0" y="0"/>
+                      <a:ext cx="5334000" cy="3640455"/>
+                    </a:xfrm>
+                    <a:prstGeom prst="rect">
+                      <a:avLst/>
+                    </a:prstGeom>
+                    <a:noFill/>
+                    <a:ln w="9525">
+                      <a:noFill/>
+                      <a:headEnd/>
+                      <a:tailEnd/>
+                    </a:ln>
+                  </pic:spPr>
+                </pic:pic>
+              </a:graphicData>
+            </a:graphic>
+          </wp:inline>
+        </w:drawing>
+      </w:r>
+    </w:p>
+    <w:p>
+      <w:pPr>
+        <w:pStyle w:val="ImageCaption"/>
+      </w:pPr>
+      <w:r>
+        <w:t xml:space="preserve">History chart · Diary · Add a crop</w:t>
+      </w:r>
+    </w:p>
+    <w:p>
+      <w:pPr>
+        <w:pStyle w:val="CaptionedFigure"/>
+      </w:pPr>
+      <w:r>
+        <w:drawing>
+          <wp:inline>
+            <wp:extent cx="5334000" cy="3640455"/>
+            <wp:effectExtent b="0" l="0" r="0" t="0"/>
+            <wp:docPr descr="Devices · Users (admin) · A thirsty crop (English)" title="" id="138" name="Picture"/>
+            <a:graphic>
+              <a:graphicData uri="http://schemas.openxmlformats.org/drawingml/2006/picture">
+                <pic:pic>
+                  <pic:nvPicPr>
+                    <pic:cNvPr descr="/home/user/CLAUDE/rayy-mysql/docs/images/android-3.png" id="139" name="Picture"/>
+                    <pic:cNvPicPr>
+                      <a:picLocks noChangeArrowheads="1" noChangeAspect="1"/>
+                    </pic:cNvPicPr>
+                  </pic:nvPicPr>
+                  <pic:blipFill>
+                    <a:blip r:embed="rId137"/>
+                    <a:stretch>
+                      <a:fillRect/>
+                    </a:stretch>
+                  </pic:blipFill>
+                  <pic:spPr bwMode="auto">
+                    <a:xfrm>
+                      <a:off x="0" y="0"/>
+                      <a:ext cx="5334000" cy="3640455"/>
+                    </a:xfrm>
+                    <a:prstGeom prst="rect">
+                      <a:avLst/>
+                    </a:prstGeom>
+                    <a:noFill/>
+                    <a:ln w="9525">
+                      <a:noFill/>
+                      <a:headEnd/>
+                      <a:tailEnd/>
+                    </a:ln>
+                  </pic:spPr>
+                </pic:pic>
+              </a:graphicData>
+            </a:graphic>
+          </wp:inline>
+        </w:drawing>
+      </w:r>
+    </w:p>
+    <w:p>
+      <w:pPr>
+        <w:pStyle w:val="ImageCaption"/>
+      </w:pPr>
+      <w:r>
+        <w:t xml:space="preserve">Devices · Users (admin) · A thirsty crop (English)</w:t>
+      </w:r>
+    </w:p>
+    <w:p>
+      <w:pPr>
+        <w:pStyle w:val="CaptionedFigure"/>
+      </w:pPr>
+      <w:r>
+        <w:drawing>
+          <wp:inline>
+            <wp:extent cx="5334000" cy="3640455"/>
+            <wp:effectExtent b="0" l="0" r="0" t="0"/>
+            <wp:docPr descr="Dark mode" title="" id="141" name="Picture"/>
+            <a:graphic>
+              <a:graphicData uri="http://schemas.openxmlformats.org/drawingml/2006/picture">
+                <pic:pic>
+                  <pic:nvPicPr>
+                    <pic:cNvPr descr="/home/user/CLAUDE/rayy-mysql/docs/images/android-dark.png" id="142" name="Picture"/>
+                    <pic:cNvPicPr>
+                      <a:picLocks noChangeArrowheads="1" noChangeAspect="1"/>
+                    </pic:cNvPicPr>
+                  </pic:nvPicPr>
+                  <pic:blipFill>
+                    <a:blip r:embed="rId140"/>
+                    <a:stretch>
+                      <a:fillRect/>
+                    </a:stretch>
+                  </pic:blipFill>
+                  <pic:spPr bwMode="auto">
+                    <a:xfrm>
+                      <a:off x="0" y="0"/>
+                      <a:ext cx="5334000" cy="3640455"/>
+                    </a:xfrm>
+                    <a:prstGeom prst="rect">
+                      <a:avLst/>
+                    </a:prstGeom>
+                    <a:noFill/>
+                    <a:ln w="9525">
+                      <a:noFill/>
+                      <a:headEnd/>
+                      <a:tailEnd/>
+                    </a:ln>
+                  </pic:spPr>
+                </pic:pic>
+              </a:graphicData>
+            </a:graphic>
+          </wp:inline>
+        </w:drawing>
+      </w:r>
+    </w:p>
+    <w:p>
+      <w:pPr>
+        <w:pStyle w:val="ImageCaption"/>
+      </w:pPr>
+      <w:r>
+        <w:t xml:space="preserve">Dark mode</w:t>
+      </w:r>
+    </w:p>
+    <w:bookmarkEnd w:id="143"/>
+    <w:bookmarkStart w:id="144" w:name="requirements"/>
+    <w:p>
+      <w:pPr>
+        <w:pStyle w:val="Heading2"/>
+      </w:pPr>
+      <w:r>
+        <w:t xml:space="preserve">7.1 Requirements</w:t>
+      </w:r>
+    </w:p>
+    <w:p>
+      <w:pPr>
+        <w:pStyle w:val="Compact"/>
+        <w:numPr>
+          <w:ilvl w:val="0"/>
+          <w:numId w:val="1035"/>
         </w:numPr>
       </w:pPr>
       <w:r>
@@ -24662,7 +25615,7 @@
         <w:pStyle w:val="Compact"/>
         <w:numPr>
           <w:ilvl w:val="0"/>
-          <w:numId w:val="1034"/>
+          <w:numId w:val="1035"/>
         </w:numPr>
       </w:pPr>
       <w:r>
@@ -24685,8 +25638,8 @@
         <w:t xml:space="preserve">(04).</w:t>
       </w:r>
     </w:p>
-    <w:bookmarkEnd w:id="114"/>
-    <w:bookmarkStart w:id="115" w:name="open-build-and-run"/>
+    <w:bookmarkEnd w:id="144"/>
+    <w:bookmarkStart w:id="145" w:name="open-build-and-run"/>
     <w:p>
       <w:pPr>
         <w:pStyle w:val="Heading2"/>
@@ -24818,7 +25771,7 @@
       <w:pPr>
         <w:numPr>
           <w:ilvl w:val="0"/>
-          <w:numId w:val="1035"/>
+          <w:numId w:val="1036"/>
         </w:numPr>
       </w:pPr>
       <w:r>
@@ -24960,7 +25913,7 @@
       <w:pPr>
         <w:numPr>
           <w:ilvl w:val="0"/>
-          <w:numId w:val="1035"/>
+          <w:numId w:val="1036"/>
         </w:numPr>
       </w:pPr>
       <w:r>
@@ -25033,851 +25986,721 @@
     </w:p>
     <w:p>
       <w:pPr>
-        <w:numPr>
-          <w:ilvl w:val="0"/>
-          <w:numId w:val="1035"/>
-        </w:numPr>
-      </w:pPr>
-      <w:r>
-        <w:t xml:space="preserve">Connect a phone with</w:t>
-      </w:r>
-      <w:r>
-        <w:t xml:space="preserve"> </w:t>
-      </w:r>
-      <w:r>
-        <w:rPr>
-          <w:b/>
-          <w:bCs/>
-        </w:rPr>
-        <w:t xml:space="preserve">USB debugging</w:t>
-      </w:r>
-      <w:r>
-        <w:t xml:space="preserve"> </w:t>
-      </w:r>
-      <w:r>
-        <w:t xml:space="preserve">enabled (Settings → About phone → tap</w:t>
-      </w:r>
-      <w:r>
-        <w:t xml:space="preserve"> </w:t>
-      </w:r>
-      <w:r>
-        <w:t xml:space="preserve">“Build number”</w:t>
-      </w:r>
-      <w:r>
-        <w:t xml:space="preserve"> </w:t>
-      </w:r>
-      <w:r>
-        <w:t xml:space="preserve">7 times →</w:t>
-      </w:r>
-      <w:r>
-        <w:t xml:space="preserve"> </w:t>
-      </w:r>
-      <w:r>
-        <w:t xml:space="preserve">Developer options → USB debugging), or create an emulator (Device Manager).</w:t>
-      </w:r>
-    </w:p>
-    <w:p>
-      <w:pPr>
-        <w:numPr>
-          <w:ilvl w:val="0"/>
-          <w:numId w:val="1035"/>
-        </w:numPr>
-      </w:pPr>
-      <w:r>
-        <w:t xml:space="preserve">Press</w:t>
-      </w:r>
-      <w:r>
-        <w:t xml:space="preserve"> </w:t>
-      </w:r>
-      <w:r>
-        <w:rPr>
-          <w:b/>
-          <w:bCs/>
-        </w:rPr>
-        <w:t xml:space="preserve">▶ Run</w:t>
-      </w:r>
-      <w:r>
-        <w:t xml:space="preserve">. Sign in with</w:t>
-      </w:r>
-      <w:r>
-        <w:t xml:space="preserve"> </w:t>
-      </w:r>
-      <w:r>
-        <w:rPr>
-          <w:rStyle w:val="VerbatimChar"/>
-        </w:rPr>
-        <w:t xml:space="preserve">admin@rayy.app</w:t>
-      </w:r>
-      <w:r>
-        <w:t xml:space="preserve"> </w:t>
-      </w:r>
-      <w:r>
-        <w:t xml:space="preserve">/</w:t>
-      </w:r>
-      <w:r>
-        <w:t xml:space="preserve"> </w:t>
-      </w:r>
-      <w:r>
-        <w:rPr>
-          <w:rStyle w:val="VerbatimChar"/>
-        </w:rPr>
-        <w:t xml:space="preserve">Rayy@2026</w:t>
-      </w:r>
-      <w:r>
-        <w:t xml:space="preserve"> </w:t>
-      </w:r>
-      <w:r>
-        <w:t xml:space="preserve">(from</w:t>
-      </w:r>
-      <w:r>
-        <w:t xml:space="preserve"> </w:t>
-      </w:r>
-      <w:r>
-        <w:rPr>
-          <w:rStyle w:val="VerbatimChar"/>
-        </w:rPr>
-        <w:t xml:space="preserve">database/rayy.sql</w:t>
-      </w:r>
-      <w:r>
-        <w:t xml:space="preserve">), or tap</w:t>
-      </w:r>
-      <w:r>
-        <w:t xml:space="preserve"> </w:t>
-      </w:r>
-      <w:r>
-        <w:rPr>
-          <w:b/>
-          <w:bCs/>
-        </w:rPr>
-        <w:t xml:space="preserve">Create an account</w:t>
-      </w:r>
-      <w:r>
-        <w:t xml:space="preserve">.</w:t>
-      </w:r>
-    </w:p>
-    <w:p>
-      <w:pPr>
-        <w:pStyle w:val="FirstParagraph"/>
-      </w:pPr>
-      <w:r>
-        <w:rPr>
-          <w:b/>
-          <w:bCs/>
-        </w:rPr>
-        <w:t xml:space="preserve">Make an APK to install on any phone:</w:t>
-      </w:r>
-      <w:r>
-        <w:t xml:space="preserve"> </w:t>
-      </w:r>
-      <w:r>
-        <w:rPr>
-          <w:b/>
-          <w:bCs/>
-        </w:rPr>
-        <w:t xml:space="preserve">Build → Build App Bundle(s) / APK(s) → Build APK(s)</w:t>
-      </w:r>
-      <w:r>
-        <w:t xml:space="preserve"> </w:t>
-      </w:r>
-      <w:r>
-        <w:t xml:space="preserve">→</w:t>
-      </w:r>
-      <w:r>
-        <w:t xml:space="preserve"> </w:t>
-      </w:r>
-      <w:r>
-        <w:rPr>
-          <w:rStyle w:val="VerbatimChar"/>
-        </w:rPr>
-        <w:t xml:space="preserve">android/Rayy/app/build/outputs/apk/debug/app-debug.apk</w:t>
-      </w:r>
-      <w:r>
-        <w:t xml:space="preserve">. Send it to the phone and install it (</w:t>
-      </w:r>
-      <w:r>
-        <w:t xml:space="preserve">“allow unknown sources”</w:t>
-      </w:r>
-      <w:r>
-        <w:t xml:space="preserve">).</w:t>
-      </w:r>
-    </w:p>
-    <w:p>
-      <w:pPr>
-        <w:pStyle w:val="BlockText"/>
-      </w:pPr>
-      <w:r>
-        <w:rPr>
-          <w:b/>
-          <w:bCs/>
-        </w:rPr>
-        <w:t xml:space="preserve">“The project is using an incompatible version of the Android Gradle plugin”</w:t>
-      </w:r>
-      <w:r>
-        <w:t xml:space="preserve">: your Android Studio is older than</w:t>
-      </w:r>
-      <w:r>
-        <w:t xml:space="preserve"> </w:t>
-      </w:r>
-      <w:r>
-        <w:t xml:space="preserve">Panda (2025.3.1). Update Android Studio (</w:t>
-      </w:r>
-      <w:r>
-        <w:rPr>
-          <w:b/>
-          <w:bCs/>
-        </w:rPr>
-        <w:t xml:space="preserve">Help → Check for Updates</w:t>
-      </w:r>
-      <w:r>
-        <w:t xml:space="preserve">).</w:t>
-      </w:r>
-    </w:p>
-    <w:p>
-      <w:pPr>
-        <w:pStyle w:val="BlockText"/>
-      </w:pPr>
-      <w:r>
-        <w:rPr>
-          <w:b/>
-          <w:bCs/>
-        </w:rPr>
-        <w:t xml:space="preserve">“Server not reachable”</w:t>
-      </w:r>
-      <w:r>
-        <w:t xml:space="preserve"> </w:t>
-      </w:r>
-      <w:r>
-        <w:t xml:space="preserve">on the login screen: check</w:t>
-      </w:r>
-      <w:r>
-        <w:t xml:space="preserve"> </w:t>
-      </w:r>
-      <w:r>
-        <w:rPr>
-          <w:rStyle w:val="VerbatimChar"/>
-        </w:rPr>
-        <w:t xml:space="preserve">SERVER_URL</w:t>
-      </w:r>
-      <w:r>
-        <w:t xml:space="preserve"> </w:t>
-      </w:r>
-      <w:r>
-        <w:t xml:space="preserve">in</w:t>
-      </w:r>
-      <w:r>
-        <w:t xml:space="preserve"> </w:t>
-      </w:r>
-      <w:r>
-        <w:rPr>
-          <w:rStyle w:val="VerbatimChar"/>
-        </w:rPr>
-        <w:t xml:space="preserve">Model.kt</w:t>
-      </w:r>
-      <w:r>
-        <w:t xml:space="preserve">, that the phone is in the same Wi-Fi,</w:t>
-      </w:r>
-      <w:r>
-        <w:t xml:space="preserve"> </w:t>
-      </w:r>
-      <w:r>
-        <w:t xml:space="preserve">that Apache is green in XAMPP, and that</w:t>
-      </w:r>
-      <w:r>
-        <w:t xml:space="preserve"> </w:t>
-      </w:r>
-      <w:r>
-        <w:rPr>
-          <w:rStyle w:val="VerbatimChar"/>
-        </w:rPr>
-        <w:t xml:space="preserve">http://192.168.1.10/rayy/</w:t>
-      </w:r>
-      <w:r>
-        <w:t xml:space="preserve"> </w:t>
-      </w:r>
-      <w:r>
-        <w:t xml:space="preserve">opens in the phone’s browser.</w:t>
-      </w:r>
-      <w:r>
-        <w:t xml:space="preserve"> </w:t>
-      </w:r>
-      <w:r>
-        <w:t xml:space="preserve">The app uses</w:t>
-      </w:r>
-      <w:r>
-        <w:t xml:space="preserve"> </w:t>
-      </w:r>
-      <w:r>
-        <w:rPr>
-          <w:rStyle w:val="VerbatimChar"/>
-        </w:rPr>
-        <w:t xml:space="preserve">http://</w:t>
-      </w:r>
-      <w:r>
-        <w:t xml:space="preserve"> </w:t>
-      </w:r>
-      <w:r>
-        <w:t xml:space="preserve">(not https) on the local network;</w:t>
-      </w:r>
-      <w:r>
-        <w:t xml:space="preserve"> </w:t>
-      </w:r>
-      <w:r>
-        <w:rPr>
-          <w:rStyle w:val="VerbatimChar"/>
-        </w:rPr>
-        <w:t xml:space="preserve">android:usesCleartextTraffic="true"</w:t>
-      </w:r>
-      <w:r>
-        <w:t xml:space="preserve"> </w:t>
-      </w:r>
-      <w:r>
-        <w:t xml:space="preserve">in the manifest allows it.</w:t>
-      </w:r>
-    </w:p>
-    <w:bookmarkEnd w:id="115"/>
-    <w:bookmarkStart w:id="116" w:name="code-structure-1"/>
-    <w:p>
-      <w:pPr>
-        <w:pStyle w:val="Heading2"/>
-      </w:pPr>
-      <w:r>
-        <w:t xml:space="preserve">7.3 Code structure</w:t>
-      </w:r>
-    </w:p>
-    <w:p>
-      <w:pPr>
-        <w:pStyle w:val="SourceCode"/>
-      </w:pPr>
-      <w:r>
-        <w:rPr>
-          <w:rStyle w:val="VerbatimChar"/>
-        </w:rPr>
-        <w:t xml:space="preserve">android/Rayy/                 ← open this folder in Android Studio (project "Rayy")</w:t>
-      </w:r>
-      <w:r>
-        <w:br/>
-      </w:r>
-      <w:r>
-        <w:rPr>
-          <w:rStyle w:val="VerbatimChar"/>
-        </w:rPr>
-        <w:t xml:space="preserve">├── settings.gradle.kts, build.gradle.kts, gradle.properties, gradlew   (Gradle 9.1.0, AGP 9.0.1, Kotlin 2.2.21)</w:t>
-      </w:r>
-      <w:r>
-        <w:br/>
-      </w:r>
-      <w:r>
-        <w:rPr>
-          <w:rStyle w:val="VerbatimChar"/>
-        </w:rPr>
-        <w:t xml:space="preserve">└── app/</w:t>
-      </w:r>
-      <w:r>
-        <w:br/>
-      </w:r>
-      <w:r>
-        <w:rPr>
-          <w:rStyle w:val="VerbatimChar"/>
-        </w:rPr>
-        <w:t xml:space="preserve">    ├── build.gradle.kts                 dependencies: Compose BoM 2024.09.00, coroutines 1.8.1</w:t>
-      </w:r>
-      <w:r>
-        <w:br/>
-      </w:r>
-      <w:r>
-        <w:rPr>
-          <w:rStyle w:val="VerbatimChar"/>
-        </w:rPr>
-        <w:t xml:space="preserve">    └── src/main/</w:t>
-      </w:r>
-      <w:r>
-        <w:br/>
-      </w:r>
-      <w:r>
-        <w:rPr>
-          <w:rStyle w:val="VerbatimChar"/>
-        </w:rPr>
-        <w:t xml:space="preserve">        ├── AndroidManifest.xml          INTERNET permission + cleartext HTTP for the local server</w:t>
-      </w:r>
-      <w:r>
-        <w:br/>
-      </w:r>
-      <w:r>
-        <w:rPr>
-          <w:rStyle w:val="VerbatimChar"/>
-        </w:rPr>
-        <w:t xml:space="preserve">        ├── java/com/rayy/app/</w:t>
-      </w:r>
-      <w:r>
-        <w:br/>
-      </w:r>
-      <w:r>
-        <w:rPr>
-          <w:rStyle w:val="VerbatimChar"/>
-        </w:rPr>
-        <w:t xml:space="preserve">        │   ├── MainActivity.kt          shows Sign-in or the app</w:t>
-      </w:r>
-      <w:r>
-        <w:br/>
-      </w:r>
-      <w:r>
-        <w:rPr>
-          <w:rStyle w:val="VerbatimChar"/>
-        </w:rPr>
-        <w:t xml:space="preserve">        │   ├── RayyViewModel.kt         all data + actions: accounts, crops, devices, users, polling (StateFlow)</w:t>
-      </w:r>
-      <w:r>
-        <w:br/>
-      </w:r>
-      <w:r>
-        <w:rPr>
-          <w:rStyle w:val="VerbatimChar"/>
-        </w:rPr>
-        <w:t xml:space="preserve">        │   ├── ApiClient.kt             HTTP + JSON calls to the PHP API (token header)</w:t>
-      </w:r>
-      <w:r>
-        <w:br/>
-      </w:r>
-      <w:r>
-        <w:rPr>
-          <w:rStyle w:val="VerbatimChar"/>
-        </w:rPr>
-        <w:t xml:space="preserve">        │   ├── Model.kt                 SERVER_URL + data classes (User, CropType, Crop, DeviceInfo …) + JSON parsing</w:t>
-      </w:r>
-      <w:r>
-        <w:br/>
-      </w:r>
-      <w:r>
-        <w:rPr>
-          <w:rStyle w:val="VerbatimChar"/>
-        </w:rPr>
-        <w:t xml:space="preserve">        │   └── ui/</w:t>
-      </w:r>
-      <w:r>
-        <w:br/>
-      </w:r>
-      <w:r>
-        <w:rPr>
-          <w:rStyle w:val="VerbatimChar"/>
-        </w:rPr>
-        <w:t xml:space="preserve">        │       ├── LoginScreen.kt       sign in / create account</w:t>
-      </w:r>
-      <w:r>
-        <w:br/>
-      </w:r>
-      <w:r>
-        <w:rPr>
-          <w:rStyle w:val="VerbatimChar"/>
-        </w:rPr>
-        <w:t xml:space="preserve">        │       ├── AppScreen.kt         top bar + bottom tabs, "My crops" list, add-crop dialog</w:t>
-      </w:r>
-      <w:r>
-        <w:br/>
-      </w:r>
-      <w:r>
-        <w:rPr>
-          <w:rStyle w:val="VerbatimChar"/>
-        </w:rPr>
-        <w:t xml:space="preserve">        │       ├── CropScreen.kt        crop page: Crop / History / Diary, device, settings</w:t>
-      </w:r>
-      <w:r>
-        <w:br/>
-      </w:r>
-      <w:r>
-        <w:rPr>
-          <w:rStyle w:val="VerbatimChar"/>
-        </w:rPr>
-        <w:t xml:space="preserve">        │       ├── ManageScreens.kt     Devices page, Users page (admin)</w:t>
-      </w:r>
-      <w:r>
-        <w:br/>
-      </w:r>
-      <w:r>
-        <w:rPr>
-          <w:rStyle w:val="VerbatimChar"/>
-        </w:rPr>
-        <w:t xml:space="preserve">        │       ├── Common.kt            Picker (drop-down), Field, Section helpers</w:t>
-      </w:r>
-      <w:r>
-        <w:br/>
-      </w:r>
-      <w:r>
-        <w:rPr>
-          <w:rStyle w:val="VerbatimChar"/>
-        </w:rPr>
-        <w:t xml:space="preserve">        │       ├── LineChart.kt         small chart drawn with Canvas</w:t>
-      </w:r>
-      <w:r>
-        <w:br/>
-      </w:r>
-      <w:r>
-        <w:rPr>
-          <w:rStyle w:val="VerbatimChar"/>
-        </w:rPr>
-        <w:t xml:space="preserve">        │       ├── Moods.kt             mood → emoji + texts, time format</w:t>
-      </w:r>
-      <w:r>
-        <w:br/>
-      </w:r>
-      <w:r>
-        <w:rPr>
-          <w:rStyle w:val="VerbatimChar"/>
-        </w:rPr>
-        <w:t xml:space="preserve">        │       └── Theme.kt             green Material 3 theme (light / dark)</w:t>
-      </w:r>
-      <w:r>
-        <w:br/>
-      </w:r>
-      <w:r>
-        <w:rPr>
-          <w:rStyle w:val="VerbatimChar"/>
-        </w:rPr>
-        <w:t xml:space="preserve">        └── res/values/strings.xml (English) · res/values-ar/strings.xml (Arabic)</w:t>
-      </w:r>
-    </w:p>
-    <w:p>
-      <w:pPr>
-        <w:pStyle w:val="FirstParagraph"/>
-      </w:pPr>
-      <w:r>
-        <w:rPr>
-          <w:b/>
-          <w:bCs/>
-        </w:rPr>
-        <w:t xml:space="preserve">How it works:</w:t>
-      </w:r>
-      <w:r>
-        <w:t xml:space="preserve"> </w:t>
-      </w:r>
-      <w:r>
-        <w:rPr>
-          <w:rStyle w:val="VerbatimChar"/>
-        </w:rPr>
-        <w:t xml:space="preserve">RayyViewModel</w:t>
-      </w:r>
-      <w:r>
-        <w:t xml:space="preserve"> </w:t>
-      </w:r>
-      <w:r>
-        <w:t xml:space="preserve">signs in with</w:t>
-      </w:r>
-      <w:r>
-        <w:t xml:space="preserve"> </w:t>
-      </w:r>
-      <w:r>
-        <w:rPr>
-          <w:rStyle w:val="VerbatimChar"/>
-        </w:rPr>
-        <w:t xml:space="preserve">api/login.php</w:t>
-      </w:r>
-      <w:r>
-        <w:t xml:space="preserve"> </w:t>
-      </w:r>
-      <w:r>
-        <w:t xml:space="preserve">or</w:t>
-      </w:r>
-      <w:r>
-        <w:t xml:space="preserve"> </w:t>
-      </w:r>
-      <w:r>
-        <w:rPr>
-          <w:rStyle w:val="VerbatimChar"/>
-        </w:rPr>
-        <w:t xml:space="preserve">api/register.php</w:t>
-      </w:r>
-      <w:r>
-        <w:t xml:space="preserve"> </w:t>
-      </w:r>
-      <w:r>
-        <w:t xml:space="preserve">and keeps the token</w:t>
-      </w:r>
-      <w:r>
-        <w:t xml:space="preserve"> </w:t>
-      </w:r>
-      <w:r>
-        <w:t xml:space="preserve">(SharedPreferences, so the app stays signed in;</w:t>
-      </w:r>
-      <w:r>
-        <w:t xml:space="preserve"> </w:t>
-      </w:r>
-      <w:r>
-        <w:rPr>
-          <w:rStyle w:val="VerbatimChar"/>
-        </w:rPr>
-        <w:t xml:space="preserve">me.php</w:t>
-      </w:r>
-      <w:r>
-        <w:t xml:space="preserve"> </w:t>
-      </w:r>
-      <w:r>
-        <w:t xml:space="preserve">checks it at start-up). It</w:t>
-      </w:r>
-      <w:r>
-        <w:t xml:space="preserve"> </w:t>
-      </w:r>
-      <w:r>
-        <w:rPr>
-          <w:b/>
-          <w:bCs/>
-        </w:rPr>
-        <w:t xml:space="preserve">polls</w:t>
-      </w:r>
-      <w:r>
-        <w:t xml:space="preserve"> </w:t>
-      </w:r>
-      <w:r>
-        <w:t xml:space="preserve">the API with coroutines:</w:t>
-      </w:r>
-      <w:r>
-        <w:t xml:space="preserve"> </w:t>
-      </w:r>
-      <w:r>
-        <w:t xml:space="preserve">the crops list every 10 s; for an open crop</w:t>
-      </w:r>
-      <w:r>
-        <w:t xml:space="preserve"> </w:t>
-      </w:r>
-      <w:r>
-        <w:rPr>
-          <w:rStyle w:val="VerbatimChar"/>
-        </w:rPr>
-        <w:t xml:space="preserve">live.php</w:t>
-      </w:r>
-      <w:r>
-        <w:t xml:space="preserve"> </w:t>
-      </w:r>
-      <w:r>
-        <w:t xml:space="preserve">every 5 s,</w:t>
-      </w:r>
-      <w:r>
-        <w:t xml:space="preserve"> </w:t>
-      </w:r>
-      <w:r>
-        <w:rPr>
-          <w:rStyle w:val="VerbatimChar"/>
-        </w:rPr>
-        <w:t xml:space="preserve">events.php</w:t>
-      </w:r>
-      <w:r>
-        <w:t xml:space="preserve"> </w:t>
-      </w:r>
-      <w:r>
-        <w:t xml:space="preserve">every 15 s and</w:t>
-      </w:r>
-      <w:r>
-        <w:t xml:space="preserve"> </w:t>
-      </w:r>
-      <w:r>
-        <w:rPr>
-          <w:rStyle w:val="VerbatimChar"/>
-        </w:rPr>
-        <w:t xml:space="preserve">history.php</w:t>
-      </w:r>
-      <w:r>
-        <w:t xml:space="preserve"> </w:t>
-      </w:r>
-      <w:r>
-        <w:t xml:space="preserve">every 5 min.</w:t>
-      </w:r>
-      <w:r>
-        <w:t xml:space="preserve"> </w:t>
-      </w:r>
-      <w:r>
-        <w:t xml:space="preserve">Results go into</w:t>
-      </w:r>
-      <w:r>
-        <w:t xml:space="preserve"> </w:t>
-      </w:r>
-      <w:r>
-        <w:rPr>
-          <w:rStyle w:val="VerbatimChar"/>
-        </w:rPr>
-        <w:t xml:space="preserve">StateFlow</w:t>
-      </w:r>
-      <w:r>
-        <w:t xml:space="preserve">s that the Compose screens collect, so they</w:t>
-      </w:r>
-      <w:r>
-        <w:t xml:space="preserve"> </w:t>
-      </w:r>
-      <w:r>
-        <w:rPr>
-          <w:b/>
-          <w:bCs/>
-        </w:rPr>
-        <w:t xml:space="preserve">redraw automatically</w:t>
-      </w:r>
-      <w:r>
-        <w:t xml:space="preserve">. Buttons call</w:t>
-      </w:r>
-      <w:r>
-        <w:t xml:space="preserve"> </w:t>
-      </w:r>
-      <w:r>
-        <w:rPr>
-          <w:rStyle w:val="VerbatimChar"/>
-        </w:rPr>
-        <w:t xml:space="preserve">crops.php</w:t>
-      </w:r>
-      <w:r>
-        <w:t xml:space="preserve"> </w:t>
-      </w:r>
-      <w:r>
-        <w:t xml:space="preserve">(add),</w:t>
-      </w:r>
-      <w:r>
-        <w:t xml:space="preserve"> </w:t>
-      </w:r>
-      <w:r>
-        <w:rPr>
-          <w:rStyle w:val="VerbatimChar"/>
-        </w:rPr>
-        <w:t xml:space="preserve">crop_update.php</w:t>
-      </w:r>
-      <w:r>
-        <w:t xml:space="preserve"> </w:t>
-      </w:r>
-      <w:r>
-        <w:t xml:space="preserve">(settings, mute),</w:t>
-      </w:r>
-      <w:r>
-        <w:t xml:space="preserve"> </w:t>
-      </w:r>
-      <w:r>
-        <w:rPr>
-          <w:rStyle w:val="VerbatimChar"/>
-        </w:rPr>
-        <w:t xml:space="preserve">crop_delete.php</w:t>
-      </w:r>
-      <w:r>
-        <w:t xml:space="preserve">,</w:t>
-      </w:r>
-      <w:r>
-        <w:t xml:space="preserve"> </w:t>
-      </w:r>
-      <w:r>
-        <w:rPr>
-          <w:rStyle w:val="VerbatimChar"/>
-        </w:rPr>
-        <w:t xml:space="preserve">command.php</w:t>
-      </w:r>
-      <w:r>
-        <w:t xml:space="preserve"> </w:t>
-      </w:r>
-      <w:r>
-        <w:t xml:space="preserve">(Play),</w:t>
-      </w:r>
-      <w:r>
-        <w:t xml:space="preserve"> </w:t>
-      </w:r>
-      <w:r>
-        <w:rPr>
-          <w:rStyle w:val="VerbatimChar"/>
-        </w:rPr>
-        <w:t xml:space="preserve">devices.php</w:t>
-      </w:r>
-      <w:r>
-        <w:t xml:space="preserve">,</w:t>
-      </w:r>
-      <w:r>
-        <w:t xml:space="preserve"> </w:t>
-      </w:r>
-      <w:r>
-        <w:rPr>
-          <w:rStyle w:val="VerbatimChar"/>
-        </w:rPr>
-        <w:t xml:space="preserve">device_assign.php</w:t>
-      </w:r>
-      <w:r>
-        <w:t xml:space="preserve"> </w:t>
-      </w:r>
-      <w:r>
-        <w:t xml:space="preserve">(move) and</w:t>
-      </w:r>
-      <w:r>
-        <w:t xml:space="preserve"> </w:t>
-      </w:r>
-      <w:r>
-        <w:rPr>
-          <w:rStyle w:val="VerbatimChar"/>
-        </w:rPr>
-        <w:t xml:space="preserve">users.php</w:t>
-      </w:r>
-      <w:r>
-        <w:t xml:space="preserve"> </w:t>
-      </w:r>
-      <w:r>
-        <w:t xml:space="preserve">(admin). If the token expires (HTTP 401), the app goes back to sign-in.</w:t>
-      </w:r>
-    </w:p>
-    <w:bookmarkEnd w:id="116"/>
-    <w:bookmarkStart w:id="117" w:name="notes"/>
-    <w:p>
-      <w:pPr>
-        <w:pStyle w:val="Heading2"/>
-      </w:pPr>
-      <w:r>
-        <w:t xml:space="preserve">7.4 Notes</w:t>
-      </w:r>
-    </w:p>
-    <w:p>
-      <w:pPr>
-        <w:pStyle w:val="Compact"/>
         <w:numPr>
           <w:ilvl w:val="0"/>
           <w:numId w:val="1036"/>
         </w:numPr>
       </w:pPr>
       <w:r>
-        <w:t xml:space="preserve">Only</w:t>
-      </w:r>
-      <w:r>
-        <w:t xml:space="preserve"> </w:t>
-      </w:r>
-      <w:r>
-        <w:rPr>
-          <w:rStyle w:val="VerbatimChar"/>
-        </w:rPr>
-        <w:t xml:space="preserve">SERVER_URL</w:t>
-      </w:r>
-      <w:r>
-        <w:t xml:space="preserve"> </w:t>
-      </w:r>
-      <w:r>
-        <w:t xml:space="preserve">in</w:t>
-      </w:r>
-      <w:r>
-        <w:t xml:space="preserve"> </w:t>
-      </w:r>
-      <w:r>
-        <w:rPr>
-          <w:rStyle w:val="VerbatimChar"/>
-        </w:rPr>
-        <w:t xml:space="preserve">Model.kt</w:t>
-      </w:r>
-      <w:r>
-        <w:t xml:space="preserve"> </w:t>
-      </w:r>
-      <w:r>
-        <w:t xml:space="preserve">must be set. Crops and devices are chosen inside the app.</w:t>
-      </w:r>
-    </w:p>
-    <w:p>
-      <w:pPr>
-        <w:pStyle w:val="Compact"/>
+        <w:t xml:space="preserve">Connect a phone with</w:t>
+      </w:r>
+      <w:r>
+        <w:t xml:space="preserve"> </w:t>
+      </w:r>
+      <w:r>
+        <w:rPr>
+          <w:b/>
+          <w:bCs/>
+        </w:rPr>
+        <w:t xml:space="preserve">USB debugging</w:t>
+      </w:r>
+      <w:r>
+        <w:t xml:space="preserve"> </w:t>
+      </w:r>
+      <w:r>
+        <w:t xml:space="preserve">enabled (Settings → About phone → tap</w:t>
+      </w:r>
+      <w:r>
+        <w:t xml:space="preserve"> </w:t>
+      </w:r>
+      <w:r>
+        <w:t xml:space="preserve">“Build number”</w:t>
+      </w:r>
+      <w:r>
+        <w:t xml:space="preserve"> </w:t>
+      </w:r>
+      <w:r>
+        <w:t xml:space="preserve">7 times →</w:t>
+      </w:r>
+      <w:r>
+        <w:t xml:space="preserve"> </w:t>
+      </w:r>
+      <w:r>
+        <w:t xml:space="preserve">Developer options → USB debugging), or create an emulator (Device Manager).</w:t>
+      </w:r>
+    </w:p>
+    <w:p>
+      <w:pPr>
         <w:numPr>
           <w:ilvl w:val="0"/>
           <w:numId w:val="1036"/>
         </w:numPr>
       </w:pPr>
       <w:r>
-        <w:t xml:space="preserve">While writing this project, the network code (</w:t>
+        <w:t xml:space="preserve">Press</w:t>
+      </w:r>
+      <w:r>
+        <w:t xml:space="preserve"> </w:t>
+      </w:r>
+      <w:r>
+        <w:rPr>
+          <w:b/>
+          <w:bCs/>
+        </w:rPr>
+        <w:t xml:space="preserve">▶ Run</w:t>
+      </w:r>
+      <w:r>
+        <w:t xml:space="preserve">. Sign in with</w:t>
+      </w:r>
+      <w:r>
+        <w:t xml:space="preserve"> </w:t>
       </w:r>
       <w:r>
         <w:rPr>
           <w:rStyle w:val="VerbatimChar"/>
         </w:rPr>
-        <w:t xml:space="preserve">ApiClient</w:t>
+        <w:t xml:space="preserve">admin@rayy.app</w:t>
+      </w:r>
+      <w:r>
+        <w:t xml:space="preserve"> </w:t>
+      </w:r>
+      <w:r>
+        <w:t xml:space="preserve">/</w:t>
+      </w:r>
+      <w:r>
+        <w:t xml:space="preserve"> </w:t>
+      </w:r>
+      <w:r>
+        <w:rPr>
+          <w:rStyle w:val="VerbatimChar"/>
+        </w:rPr>
+        <w:t xml:space="preserve">Rayy@2026</w:t>
+      </w:r>
+      <w:r>
+        <w:t xml:space="preserve"> </w:t>
+      </w:r>
+      <w:r>
+        <w:t xml:space="preserve">(from</w:t>
+      </w:r>
+      <w:r>
+        <w:t xml:space="preserve"> </w:t>
+      </w:r>
+      <w:r>
+        <w:rPr>
+          <w:rStyle w:val="VerbatimChar"/>
+        </w:rPr>
+        <w:t xml:space="preserve">database/rayy.sql</w:t>
+      </w:r>
+      <w:r>
+        <w:t xml:space="preserve">), or tap</w:t>
+      </w:r>
+      <w:r>
+        <w:t xml:space="preserve"> </w:t>
+      </w:r>
+      <w:r>
+        <w:rPr>
+          <w:b/>
+          <w:bCs/>
+        </w:rPr>
+        <w:t xml:space="preserve">Create an account</w:t>
+      </w:r>
+      <w:r>
+        <w:t xml:space="preserve">.</w:t>
+      </w:r>
+    </w:p>
+    <w:p>
+      <w:pPr>
+        <w:pStyle w:val="FirstParagraph"/>
+      </w:pPr>
+      <w:r>
+        <w:rPr>
+          <w:b/>
+          <w:bCs/>
+        </w:rPr>
+        <w:t xml:space="preserve">Make an APK to install on any phone:</w:t>
+      </w:r>
+      <w:r>
+        <w:t xml:space="preserve"> </w:t>
+      </w:r>
+      <w:r>
+        <w:rPr>
+          <w:b/>
+          <w:bCs/>
+        </w:rPr>
+        <w:t xml:space="preserve">Build → Build App Bundle(s) / APK(s) → Build APK(s)</w:t>
+      </w:r>
+      <w:r>
+        <w:t xml:space="preserve"> </w:t>
+      </w:r>
+      <w:r>
+        <w:t xml:space="preserve">→</w:t>
+      </w:r>
+      <w:r>
+        <w:t xml:space="preserve"> </w:t>
+      </w:r>
+      <w:r>
+        <w:rPr>
+          <w:rStyle w:val="VerbatimChar"/>
+        </w:rPr>
+        <w:t xml:space="preserve">android/Rayy/app/build/outputs/apk/debug/app-debug.apk</w:t>
+      </w:r>
+      <w:r>
+        <w:t xml:space="preserve">. Send it to the phone and install it (</w:t>
+      </w:r>
+      <w:r>
+        <w:t xml:space="preserve">“allow unknown sources”</w:t>
+      </w:r>
+      <w:r>
+        <w:t xml:space="preserve">).</w:t>
+      </w:r>
+    </w:p>
+    <w:p>
+      <w:pPr>
+        <w:pStyle w:val="BlockText"/>
+      </w:pPr>
+      <w:r>
+        <w:rPr>
+          <w:b/>
+          <w:bCs/>
+        </w:rPr>
+        <w:t xml:space="preserve">“The project is using an incompatible version of the Android Gradle plugin”</w:t>
+      </w:r>
+      <w:r>
+        <w:t xml:space="preserve">: your Android Studio is older than</w:t>
+      </w:r>
+      <w:r>
+        <w:t xml:space="preserve"> </w:t>
+      </w:r>
+      <w:r>
+        <w:t xml:space="preserve">Panda (2025.3.1). Update Android Studio (</w:t>
+      </w:r>
+      <w:r>
+        <w:rPr>
+          <w:b/>
+          <w:bCs/>
+        </w:rPr>
+        <w:t xml:space="preserve">Help → Check for Updates</w:t>
+      </w:r>
+      <w:r>
+        <w:t xml:space="preserve">).</w:t>
+      </w:r>
+    </w:p>
+    <w:p>
+      <w:pPr>
+        <w:pStyle w:val="BlockText"/>
+      </w:pPr>
+      <w:r>
+        <w:rPr>
+          <w:b/>
+          <w:bCs/>
+        </w:rPr>
+        <w:t xml:space="preserve">“Server not reachable”</w:t>
+      </w:r>
+      <w:r>
+        <w:t xml:space="preserve"> </w:t>
+      </w:r>
+      <w:r>
+        <w:t xml:space="preserve">on the login screen: check</w:t>
+      </w:r>
+      <w:r>
+        <w:t xml:space="preserve"> </w:t>
+      </w:r>
+      <w:r>
+        <w:rPr>
+          <w:rStyle w:val="VerbatimChar"/>
+        </w:rPr>
+        <w:t xml:space="preserve">SERVER_URL</w:t>
+      </w:r>
+      <w:r>
+        <w:t xml:space="preserve"> </w:t>
+      </w:r>
+      <w:r>
+        <w:t xml:space="preserve">in</w:t>
+      </w:r>
+      <w:r>
+        <w:t xml:space="preserve"> </w:t>
+      </w:r>
+      <w:r>
+        <w:rPr>
+          <w:rStyle w:val="VerbatimChar"/>
+        </w:rPr>
+        <w:t xml:space="preserve">Model.kt</w:t>
+      </w:r>
+      <w:r>
+        <w:t xml:space="preserve">, that the phone is in the same Wi-Fi,</w:t>
+      </w:r>
+      <w:r>
+        <w:t xml:space="preserve"> </w:t>
+      </w:r>
+      <w:r>
+        <w:t xml:space="preserve">that Apache is green in XAMPP, and that</w:t>
+      </w:r>
+      <w:r>
+        <w:t xml:space="preserve"> </w:t>
+      </w:r>
+      <w:r>
+        <w:rPr>
+          <w:rStyle w:val="VerbatimChar"/>
+        </w:rPr>
+        <w:t xml:space="preserve">http://192.168.1.10/rayy/</w:t>
+      </w:r>
+      <w:r>
+        <w:t xml:space="preserve"> </w:t>
+      </w:r>
+      <w:r>
+        <w:t xml:space="preserve">opens in the phone’s browser.</w:t>
+      </w:r>
+      <w:r>
+        <w:t xml:space="preserve"> </w:t>
+      </w:r>
+      <w:r>
+        <w:t xml:space="preserve">The app uses</w:t>
+      </w:r>
+      <w:r>
+        <w:t xml:space="preserve"> </w:t>
+      </w:r>
+      <w:r>
+        <w:rPr>
+          <w:rStyle w:val="VerbatimChar"/>
+        </w:rPr>
+        <w:t xml:space="preserve">http://</w:t>
+      </w:r>
+      <w:r>
+        <w:t xml:space="preserve"> </w:t>
+      </w:r>
+      <w:r>
+        <w:t xml:space="preserve">(not https) on the local network;</w:t>
+      </w:r>
+      <w:r>
+        <w:t xml:space="preserve"> </w:t>
+      </w:r>
+      <w:r>
+        <w:rPr>
+          <w:rStyle w:val="VerbatimChar"/>
+        </w:rPr>
+        <w:t xml:space="preserve">android:usesCleartextTraffic="true"</w:t>
+      </w:r>
+      <w:r>
+        <w:t xml:space="preserve"> </w:t>
+      </w:r>
+      <w:r>
+        <w:t xml:space="preserve">in the manifest allows it.</w:t>
+      </w:r>
+    </w:p>
+    <w:bookmarkEnd w:id="145"/>
+    <w:bookmarkStart w:id="146" w:name="code-structure-1"/>
+    <w:p>
+      <w:pPr>
+        <w:pStyle w:val="Heading2"/>
+      </w:pPr>
+      <w:r>
+        <w:t xml:space="preserve">7.3 Code structure</w:t>
+      </w:r>
+    </w:p>
+    <w:p>
+      <w:pPr>
+        <w:pStyle w:val="SourceCode"/>
+      </w:pPr>
+      <w:r>
+        <w:rPr>
+          <w:rStyle w:val="VerbatimChar"/>
+        </w:rPr>
+        <w:t xml:space="preserve">android/Rayy/                 ← open this folder in Android Studio (project "Rayy")</w:t>
+      </w:r>
+      <w:r>
+        <w:br/>
+      </w:r>
+      <w:r>
+        <w:rPr>
+          <w:rStyle w:val="VerbatimChar"/>
+        </w:rPr>
+        <w:t xml:space="preserve">├── settings.gradle.kts, build.gradle.kts, gradle.properties, gradlew   (Gradle 9.1.0, AGP 9.0.1, Kotlin 2.2.21)</w:t>
+      </w:r>
+      <w:r>
+        <w:br/>
+      </w:r>
+      <w:r>
+        <w:rPr>
+          <w:rStyle w:val="VerbatimChar"/>
+        </w:rPr>
+        <w:t xml:space="preserve">└── app/</w:t>
+      </w:r>
+      <w:r>
+        <w:br/>
+      </w:r>
+      <w:r>
+        <w:rPr>
+          <w:rStyle w:val="VerbatimChar"/>
+        </w:rPr>
+        <w:t xml:space="preserve">    ├── build.gradle.kts                 dependencies: Compose BoM 2024.09.00, coroutines 1.8.1</w:t>
+      </w:r>
+      <w:r>
+        <w:br/>
+      </w:r>
+      <w:r>
+        <w:rPr>
+          <w:rStyle w:val="VerbatimChar"/>
+        </w:rPr>
+        <w:t xml:space="preserve">    └── src/main/</w:t>
+      </w:r>
+      <w:r>
+        <w:br/>
+      </w:r>
+      <w:r>
+        <w:rPr>
+          <w:rStyle w:val="VerbatimChar"/>
+        </w:rPr>
+        <w:t xml:space="preserve">        ├── AndroidManifest.xml          INTERNET permission + cleartext HTTP for the local server</w:t>
+      </w:r>
+      <w:r>
+        <w:br/>
+      </w:r>
+      <w:r>
+        <w:rPr>
+          <w:rStyle w:val="VerbatimChar"/>
+        </w:rPr>
+        <w:t xml:space="preserve">        ├── java/com/rayy/app/</w:t>
+      </w:r>
+      <w:r>
+        <w:br/>
+      </w:r>
+      <w:r>
+        <w:rPr>
+          <w:rStyle w:val="VerbatimChar"/>
+        </w:rPr>
+        <w:t xml:space="preserve">        │   ├── MainActivity.kt          shows Sign-in or the app</w:t>
+      </w:r>
+      <w:r>
+        <w:br/>
+      </w:r>
+      <w:r>
+        <w:rPr>
+          <w:rStyle w:val="VerbatimChar"/>
+        </w:rPr>
+        <w:t xml:space="preserve">        │   ├── RayyViewModel.kt         all data + actions: accounts, crops, devices, users, polling (StateFlow)</w:t>
+      </w:r>
+      <w:r>
+        <w:br/>
+      </w:r>
+      <w:r>
+        <w:rPr>
+          <w:rStyle w:val="VerbatimChar"/>
+        </w:rPr>
+        <w:t xml:space="preserve">        │   ├── ApiClient.kt             HTTP + JSON calls to the PHP API (token header)</w:t>
+      </w:r>
+      <w:r>
+        <w:br/>
+      </w:r>
+      <w:r>
+        <w:rPr>
+          <w:rStyle w:val="VerbatimChar"/>
+        </w:rPr>
+        <w:t xml:space="preserve">        │   ├── Model.kt                 SERVER_URL + data classes (User, CropType, Crop, DeviceInfo …) + JSON parsing</w:t>
+      </w:r>
+      <w:r>
+        <w:br/>
+      </w:r>
+      <w:r>
+        <w:rPr>
+          <w:rStyle w:val="VerbatimChar"/>
+        </w:rPr>
+        <w:t xml:space="preserve">        │   └── ui/</w:t>
+      </w:r>
+      <w:r>
+        <w:br/>
+      </w:r>
+      <w:r>
+        <w:rPr>
+          <w:rStyle w:val="VerbatimChar"/>
+        </w:rPr>
+        <w:t xml:space="preserve">        │       ├── LoginScreen.kt       sign in / create account (gradient, floating 🌱, segmented switch)</w:t>
+      </w:r>
+      <w:r>
+        <w:br/>
+      </w:r>
+      <w:r>
+        <w:rPr>
+          <w:rStyle w:val="VerbatimChar"/>
+        </w:rPr>
+        <w:t xml:space="preserve">        │       ├── AppScreen.kt         bottom tabs + snackbars, "My crops" (header, summary tiles, mood cards), add-crop sheet</w:t>
+      </w:r>
+      <w:r>
+        <w:br/>
+      </w:r>
+      <w:r>
+        <w:rPr>
+          <w:rStyle w:val="VerbatimChar"/>
+        </w:rPr>
+        <w:t xml:space="preserve">        │       ├── CropScreen.kt        crop page: mood header, Crop / History / Diary, device, melodies, settings</w:t>
+      </w:r>
+      <w:r>
+        <w:br/>
+      </w:r>
+      <w:r>
+        <w:rPr>
+          <w:rStyle w:val="VerbatimChar"/>
+        </w:rPr>
+        <w:t xml:space="preserve">        │       ├── ManageScreens.kt     Devices page, Users page (admin)</w:t>
+      </w:r>
+      <w:r>
+        <w:br/>
+      </w:r>
+      <w:r>
+        <w:rPr>
+          <w:rStyle w:val="VerbatimChar"/>
+        </w:rPr>
+        <w:t xml:space="preserve">        │       ├── Common.kt            design kit: GradientHeader, SectionCard, MetricTile + Ring, Pill, Avatar, Segmented, Picker, Field …</w:t>
+      </w:r>
+      <w:r>
+        <w:br/>
+      </w:r>
+      <w:r>
+        <w:rPr>
+          <w:rStyle w:val="VerbatimChar"/>
+        </w:rPr>
+        <w:t xml:space="preserve">        │       ├── LineChart.kt         smooth chart drawn with Canvas (gradient fill, ideal-range lines)</w:t>
+      </w:r>
+      <w:r>
+        <w:br/>
+      </w:r>
+      <w:r>
+        <w:rPr>
+          <w:rStyle w:val="VerbatimChar"/>
+        </w:rPr>
+        <w:t xml:space="preserve">        │       ├── Moods.kt             mood → emoji + texts, time format</w:t>
+      </w:r>
+      <w:r>
+        <w:br/>
+      </w:r>
+      <w:r>
+        <w:rPr>
+          <w:rStyle w:val="VerbatimChar"/>
+        </w:rPr>
+        <w:t xml:space="preserve">        │       └── Theme.kt             colours, mood colours, shapes, typography (light / dark)</w:t>
+      </w:r>
+      <w:r>
+        <w:br/>
+      </w:r>
+      <w:r>
+        <w:rPr>
+          <w:rStyle w:val="VerbatimChar"/>
+        </w:rPr>
+        <w:t xml:space="preserve">        └── res/values/strings.xml (English) · res/values-ar/strings.xml (Arabic)</w:t>
+      </w:r>
+    </w:p>
+    <w:p>
+      <w:pPr>
+        <w:pStyle w:val="FirstParagraph"/>
+      </w:pPr>
+      <w:r>
+        <w:rPr>
+          <w:b/>
+          <w:bCs/>
+        </w:rPr>
+        <w:t xml:space="preserve">How it works:</w:t>
+      </w:r>
+      <w:r>
+        <w:t xml:space="preserve"> </w:t>
+      </w:r>
+      <w:r>
+        <w:rPr>
+          <w:rStyle w:val="VerbatimChar"/>
+        </w:rPr>
+        <w:t xml:space="preserve">RayyViewModel</w:t>
+      </w:r>
+      <w:r>
+        <w:t xml:space="preserve"> </w:t>
+      </w:r>
+      <w:r>
+        <w:t xml:space="preserve">signs in with</w:t>
+      </w:r>
+      <w:r>
+        <w:t xml:space="preserve"> </w:t>
+      </w:r>
+      <w:r>
+        <w:rPr>
+          <w:rStyle w:val="VerbatimChar"/>
+        </w:rPr>
+        <w:t xml:space="preserve">api/login.php</w:t>
+      </w:r>
+      <w:r>
+        <w:t xml:space="preserve"> </w:t>
+      </w:r>
+      <w:r>
+        <w:t xml:space="preserve">or</w:t>
+      </w:r>
+      <w:r>
+        <w:t xml:space="preserve"> </w:t>
+      </w:r>
+      <w:r>
+        <w:rPr>
+          <w:rStyle w:val="VerbatimChar"/>
+        </w:rPr>
+        <w:t xml:space="preserve">api/register.php</w:t>
+      </w:r>
+      <w:r>
+        <w:t xml:space="preserve"> </w:t>
+      </w:r>
+      <w:r>
+        <w:t xml:space="preserve">and keeps the token</w:t>
+      </w:r>
+      <w:r>
+        <w:t xml:space="preserve"> </w:t>
+      </w:r>
+      <w:r>
+        <w:t xml:space="preserve">(SharedPreferences, so the app stays signed in;</w:t>
+      </w:r>
+      <w:r>
+        <w:t xml:space="preserve"> </w:t>
+      </w:r>
+      <w:r>
+        <w:rPr>
+          <w:rStyle w:val="VerbatimChar"/>
+        </w:rPr>
+        <w:t xml:space="preserve">me.php</w:t>
+      </w:r>
+      <w:r>
+        <w:t xml:space="preserve"> </w:t>
+      </w:r>
+      <w:r>
+        <w:t xml:space="preserve">checks it at start-up). It</w:t>
+      </w:r>
+      <w:r>
+        <w:t xml:space="preserve"> </w:t>
+      </w:r>
+      <w:r>
+        <w:rPr>
+          <w:b/>
+          <w:bCs/>
+        </w:rPr>
+        <w:t xml:space="preserve">polls</w:t>
+      </w:r>
+      <w:r>
+        <w:t xml:space="preserve"> </w:t>
+      </w:r>
+      <w:r>
+        <w:t xml:space="preserve">the API with coroutines:</w:t>
+      </w:r>
+      <w:r>
+        <w:t xml:space="preserve"> </w:t>
+      </w:r>
+      <w:r>
+        <w:t xml:space="preserve">the crops list every 10 s; for an open crop</w:t>
+      </w:r>
+      <w:r>
+        <w:t xml:space="preserve"> </w:t>
+      </w:r>
+      <w:r>
+        <w:rPr>
+          <w:rStyle w:val="VerbatimChar"/>
+        </w:rPr>
+        <w:t xml:space="preserve">live.php</w:t>
+      </w:r>
+      <w:r>
+        <w:t xml:space="preserve"> </w:t>
+      </w:r>
+      <w:r>
+        <w:t xml:space="preserve">every 5 s,</w:t>
+      </w:r>
+      <w:r>
+        <w:t xml:space="preserve"> </w:t>
+      </w:r>
+      <w:r>
+        <w:rPr>
+          <w:rStyle w:val="VerbatimChar"/>
+        </w:rPr>
+        <w:t xml:space="preserve">events.php</w:t>
+      </w:r>
+      <w:r>
+        <w:t xml:space="preserve"> </w:t>
+      </w:r>
+      <w:r>
+        <w:t xml:space="preserve">every 15 s and</w:t>
+      </w:r>
+      <w:r>
+        <w:t xml:space="preserve"> </w:t>
+      </w:r>
+      <w:r>
+        <w:rPr>
+          <w:rStyle w:val="VerbatimChar"/>
+        </w:rPr>
+        <w:t xml:space="preserve">history.php</w:t>
+      </w:r>
+      <w:r>
+        <w:t xml:space="preserve"> </w:t>
+      </w:r>
+      <w:r>
+        <w:t xml:space="preserve">every 5 min.</w:t>
+      </w:r>
+      <w:r>
+        <w:t xml:space="preserve"> </w:t>
+      </w:r>
+      <w:r>
+        <w:t xml:space="preserve">Results go into</w:t>
+      </w:r>
+      <w:r>
+        <w:t xml:space="preserve"> </w:t>
+      </w:r>
+      <w:r>
+        <w:rPr>
+          <w:rStyle w:val="VerbatimChar"/>
+        </w:rPr>
+        <w:t xml:space="preserve">StateFlow</w:t>
+      </w:r>
+      <w:r>
+        <w:t xml:space="preserve">s that the Compose screens collect, so they</w:t>
+      </w:r>
+      <w:r>
+        <w:t xml:space="preserve"> </w:t>
+      </w:r>
+      <w:r>
+        <w:rPr>
+          <w:b/>
+          <w:bCs/>
+        </w:rPr>
+        <w:t xml:space="preserve">redraw automatically</w:t>
+      </w:r>
+      <w:r>
+        <w:t xml:space="preserve">. Buttons call</w:t>
+      </w:r>
+      <w:r>
+        <w:t xml:space="preserve"> </w:t>
+      </w:r>
+      <w:r>
+        <w:rPr>
+          <w:rStyle w:val="VerbatimChar"/>
+        </w:rPr>
+        <w:t xml:space="preserve">crops.php</w:t>
+      </w:r>
+      <w:r>
+        <w:t xml:space="preserve"> </w:t>
+      </w:r>
+      <w:r>
+        <w:t xml:space="preserve">(add),</w:t>
+      </w:r>
+      <w:r>
+        <w:t xml:space="preserve"> </w:t>
+      </w:r>
+      <w:r>
+        <w:rPr>
+          <w:rStyle w:val="VerbatimChar"/>
+        </w:rPr>
+        <w:t xml:space="preserve">crop_update.php</w:t>
+      </w:r>
+      <w:r>
+        <w:t xml:space="preserve"> </w:t>
+      </w:r>
+      <w:r>
+        <w:t xml:space="preserve">(settings, mute),</w:t>
+      </w:r>
+      <w:r>
+        <w:t xml:space="preserve"> </w:t>
+      </w:r>
+      <w:r>
+        <w:rPr>
+          <w:rStyle w:val="VerbatimChar"/>
+        </w:rPr>
+        <w:t xml:space="preserve">crop_delete.php</w:t>
       </w:r>
       <w:r>
         <w:t xml:space="preserve">,</w:t>
@@ -25889,20 +26712,22 @@
         <w:rPr>
           <w:rStyle w:val="VerbatimChar"/>
         </w:rPr>
-        <w:t xml:space="preserve">Model</w:t>
-      </w:r>
-      <w:r>
-        <w:t xml:space="preserve">) was</w:t>
-      </w:r>
-      <w:r>
-        <w:t xml:space="preserve"> </w:t>
-      </w:r>
-      <w:r>
-        <w:rPr>
-          <w:b/>
-          <w:bCs/>
-        </w:rPr>
-        <w:t xml:space="preserve">run against the real PHP API + MySQL</w:t>
+        <w:t xml:space="preserve">command.php</w:t>
+      </w:r>
+      <w:r>
+        <w:t xml:space="preserve"> </w:t>
+      </w:r>
+      <w:r>
+        <w:t xml:space="preserve">(Play),</w:t>
+      </w:r>
+      <w:r>
+        <w:t xml:space="preserve"> </w:t>
+      </w:r>
+      <w:r>
+        <w:rPr>
+          <w:rStyle w:val="VerbatimChar"/>
+        </w:rPr>
+        <w:t xml:space="preserve">devices.php</w:t>
       </w:r>
       <w:r>
         <w:t xml:space="preserve">,</w:t>
@@ -25911,98 +26736,41 @@
         <w:t xml:space="preserve"> </w:t>
       </w:r>
       <w:r>
-        <w:t xml:space="preserve">and all the Kotlin code (ViewModel and every Compose screen) was</w:t>
-      </w:r>
-      <w:r>
-        <w:t xml:space="preserve"> </w:t>
-      </w:r>
-      <w:r>
-        <w:rPr>
-          <w:b/>
-          <w:bCs/>
-        </w:rPr>
-        <w:t xml:space="preserve">compiled against the Compose 1.7 / Material 3 1.3</w:t>
-      </w:r>
-      <w:r>
-        <w:rPr>
-          <w:b/>
-          <w:bCs/>
-        </w:rPr>
-        <w:t xml:space="preserve"> </w:t>
-      </w:r>
-      <w:r>
-        <w:rPr>
-          <w:b/>
-          <w:bCs/>
-        </w:rPr>
-        <w:t xml:space="preserve">libraries</w:t>
-      </w:r>
-      <w:r>
-        <w:t xml:space="preserve">. The full Android build (APK) could not run in that environment (Android SDK download blocked), so</w:t>
-      </w:r>
-      <w:r>
-        <w:t xml:space="preserve"> </w:t>
-      </w:r>
-      <w:r>
-        <w:t xml:space="preserve">build it once in Android Studio. If Studio asks to update the Android Gradle Plugin or Kotlin version, accept it.</w:t>
-      </w:r>
-    </w:p>
-    <w:p>
-      <w:pPr>
-        <w:pStyle w:val="Compact"/>
-        <w:numPr>
-          <w:ilvl w:val="0"/>
-          <w:numId w:val="1036"/>
-        </w:numPr>
-      </w:pPr>
-      <w:r>
-        <w:t xml:space="preserve">Possible extensions: notifications when a crop is thirsty (WorkManager checking</w:t>
-      </w:r>
-      <w:r>
-        <w:t xml:space="preserve"> </w:t>
-      </w:r>
-      <w:r>
         <w:rPr>
           <w:rStyle w:val="VerbatimChar"/>
         </w:rPr>
-        <w:t xml:space="preserve">crops.php</w:t>
-      </w:r>
-      <w:r>
-        <w:t xml:space="preserve">), a home-screen</w:t>
-      </w:r>
-      <w:r>
-        <w:t xml:space="preserve"> </w:t>
-      </w:r>
-      <w:r>
-        <w:t xml:space="preserve">widget, photos of each crop.</w:t>
-      </w:r>
-    </w:p>
-    <w:bookmarkEnd w:id="117"/>
-    <w:bookmarkEnd w:id="118"/>
-    <w:bookmarkStart w:id="122" w:name="calibration-and-testing"/>
-    <w:p>
-      <w:pPr>
-        <w:pStyle w:val="Heading1"/>
-      </w:pPr>
-      <w:r>
-        <w:t xml:space="preserve">08 · Calibration and Testing</w:t>
-      </w:r>
-    </w:p>
-    <w:bookmarkStart w:id="119" w:name="Xba8cf39a0fb59c6ab34c41ab18b7fceca99982e"/>
+        <w:t xml:space="preserve">device_assign.php</w:t>
+      </w:r>
+      <w:r>
+        <w:t xml:space="preserve"> </w:t>
+      </w:r>
+      <w:r>
+        <w:t xml:space="preserve">(move) and</w:t>
+      </w:r>
+      <w:r>
+        <w:t xml:space="preserve"> </w:t>
+      </w:r>
+      <w:r>
+        <w:rPr>
+          <w:rStyle w:val="VerbatimChar"/>
+        </w:rPr>
+        <w:t xml:space="preserve">users.php</w:t>
+      </w:r>
+      <w:r>
+        <w:t xml:space="preserve"> </w:t>
+      </w:r>
+      <w:r>
+        <w:t xml:space="preserve">(admin). If the token expires (HTTP 401), the app goes back to sign-in.</w:t>
+      </w:r>
+    </w:p>
+    <w:bookmarkEnd w:id="146"/>
+    <w:bookmarkStart w:id="147" w:name="notes"/>
     <w:p>
       <w:pPr>
         <w:pStyle w:val="Heading2"/>
       </w:pPr>
       <w:r>
-        <w:t xml:space="preserve">8.1 Calibrate the soil moisture sensor (important!)</w:t>
-      </w:r>
-    </w:p>
-    <w:p>
-      <w:pPr>
-        <w:pStyle w:val="FirstParagraph"/>
-      </w:pPr>
-      <w:r>
-        <w:t xml:space="preserve">Every capacitive sensor gives slightly different raw values. Calibrate it before you trust the percentages:</w:t>
+        <w:t xml:space="preserve">7.4 Notes</w:t>
       </w:r>
     </w:p>
     <w:p>
@@ -26014,23 +26782,7 @@
         </w:numPr>
       </w:pPr>
       <w:r>
-        <w:t xml:space="preserve">Upload the firmware and open the</w:t>
-      </w:r>
-      <w:r>
-        <w:t xml:space="preserve"> </w:t>
-      </w:r>
-      <w:r>
-        <w:rPr>
-          <w:b/>
-          <w:bCs/>
-        </w:rPr>
-        <w:t xml:space="preserve">Serial Monitor</w:t>
-      </w:r>
-      <w:r>
-        <w:t xml:space="preserve"> </w:t>
-      </w:r>
-      <w:r>
-        <w:t xml:space="preserve">(115200). Each line shows</w:t>
+        <w:t xml:space="preserve">Only</w:t>
       </w:r>
       <w:r>
         <w:t xml:space="preserve"> </w:t>
@@ -26039,10 +26791,28 @@
         <w:rPr>
           <w:rStyle w:val="VerbatimChar"/>
         </w:rPr>
-        <w:t xml:space="preserve">soil=..% (raw XXXX)</w:t>
-      </w:r>
-      <w:r>
-        <w:t xml:space="preserve">.</w:t>
+        <w:t xml:space="preserve">SERVER_URL</w:t>
+      </w:r>
+      <w:r>
+        <w:t xml:space="preserve"> </w:t>
+      </w:r>
+      <w:r>
+        <w:t xml:space="preserve">in</w:t>
+      </w:r>
+      <w:r>
+        <w:t xml:space="preserve"> </w:t>
+      </w:r>
+      <w:r>
+        <w:rPr>
+          <w:rStyle w:val="VerbatimChar"/>
+        </w:rPr>
+        <w:t xml:space="preserve">Model.kt</w:t>
+      </w:r>
+      <w:r>
+        <w:t xml:space="preserve"> </w:t>
+      </w:r>
+      <w:r>
+        <w:t xml:space="preserve">must be set. Crops and devices are chosen inside the app.</w:t>
       </w:r>
     </w:p>
     <w:p>
@@ -26054,42 +26824,102 @@
         </w:numPr>
       </w:pPr>
       <w:r>
-        <w:t xml:space="preserve">Hold the sensor</w:t>
-      </w:r>
-      <w:r>
-        <w:t xml:space="preserve"> </w:t>
-      </w:r>
-      <w:r>
-        <w:rPr>
-          <w:b/>
-          <w:bCs/>
-        </w:rPr>
-        <w:t xml:space="preserve">in the air, dry</w:t>
-      </w:r>
-      <w:r>
-        <w:t xml:space="preserve">. Note the raw value (e.g. </w:t>
-      </w:r>
-      <w:r>
-        <w:rPr>
-          <w:b/>
-          <w:bCs/>
-        </w:rPr>
-        <w:t xml:space="preserve">3050</w:t>
-      </w:r>
-      <w:r>
-        <w:t xml:space="preserve">). This is</w:t>
-      </w:r>
-      <w:r>
-        <w:t xml:space="preserve"> </w:t>
+        <w:t xml:space="preserve">While writing this project, the network code (</w:t>
       </w:r>
       <w:r>
         <w:rPr>
           <w:rStyle w:val="VerbatimChar"/>
         </w:rPr>
-        <w:t xml:space="preserve">SOIL_RAW_DRY</w:t>
-      </w:r>
-      <w:r>
-        <w:t xml:space="preserve">.</w:t>
+        <w:t xml:space="preserve">ApiClient</w:t>
+      </w:r>
+      <w:r>
+        <w:t xml:space="preserve">,</w:t>
+      </w:r>
+      <w:r>
+        <w:t xml:space="preserve"> </w:t>
+      </w:r>
+      <w:r>
+        <w:rPr>
+          <w:rStyle w:val="VerbatimChar"/>
+        </w:rPr>
+        <w:t xml:space="preserve">Model</w:t>
+      </w:r>
+      <w:r>
+        <w:t xml:space="preserve">) was</w:t>
+      </w:r>
+      <w:r>
+        <w:t xml:space="preserve"> </w:t>
+      </w:r>
+      <w:r>
+        <w:rPr>
+          <w:b/>
+          <w:bCs/>
+        </w:rPr>
+        <w:t xml:space="preserve">run against the real PHP API + MySQL</w:t>
+      </w:r>
+      <w:r>
+        <w:t xml:space="preserve">,</w:t>
+      </w:r>
+      <w:r>
+        <w:t xml:space="preserve"> </w:t>
+      </w:r>
+      <w:r>
+        <w:t xml:space="preserve">and all the Kotlin code (ViewModel and every Compose screen) was</w:t>
+      </w:r>
+      <w:r>
+        <w:t xml:space="preserve"> </w:t>
+      </w:r>
+      <w:r>
+        <w:rPr>
+          <w:b/>
+          <w:bCs/>
+        </w:rPr>
+        <w:t xml:space="preserve">compiled against the Compose 1.7 / Material 3 1.3</w:t>
+      </w:r>
+      <w:r>
+        <w:rPr>
+          <w:b/>
+          <w:bCs/>
+        </w:rPr>
+        <w:t xml:space="preserve"> </w:t>
+      </w:r>
+      <w:r>
+        <w:rPr>
+          <w:b/>
+          <w:bCs/>
+        </w:rPr>
+        <w:t xml:space="preserve">libraries</w:t>
+      </w:r>
+      <w:r>
+        <w:t xml:space="preserve">, and every screen was</w:t>
+      </w:r>
+      <w:r>
+        <w:t xml:space="preserve"> </w:t>
+      </w:r>
+      <w:r>
+        <w:rPr>
+          <w:b/>
+          <w:bCs/>
+        </w:rPr>
+        <w:t xml:space="preserve">rendered</w:t>
+      </w:r>
+      <w:r>
+        <w:t xml:space="preserve"> </w:t>
+      </w:r>
+      <w:r>
+        <w:t xml:space="preserve">(Arabic, English, dark mode) to check the design — the pictures</w:t>
+      </w:r>
+      <w:r>
+        <w:t xml:space="preserve"> </w:t>
+      </w:r>
+      <w:r>
+        <w:t xml:space="preserve">above. The full Android build (APK) could not run in that environment (Android SDK download blocked), so</w:t>
+      </w:r>
+      <w:r>
+        <w:t xml:space="preserve"> </w:t>
+      </w:r>
+      <w:r>
+        <w:t xml:space="preserve">build it once in Android Studio. If Studio asks to update the Android Gradle Plugin or Kotlin version, accept it.</w:t>
       </w:r>
     </w:p>
     <w:p>
@@ -26101,30 +26931,7 @@
         </w:numPr>
       </w:pPr>
       <w:r>
-        <w:t xml:space="preserve">Put the sensor</w:t>
-      </w:r>
-      <w:r>
-        <w:t xml:space="preserve"> </w:t>
-      </w:r>
-      <w:r>
-        <w:rPr>
-          <w:b/>
-          <w:bCs/>
-        </w:rPr>
-        <w:t xml:space="preserve">in a glass of water up to the white line</w:t>
-      </w:r>
-      <w:r>
-        <w:t xml:space="preserve">. Note the raw value (e.g. </w:t>
-      </w:r>
-      <w:r>
-        <w:rPr>
-          <w:b/>
-          <w:bCs/>
-        </w:rPr>
-        <w:t xml:space="preserve">1280</w:t>
-      </w:r>
-      <w:r>
-        <w:t xml:space="preserve">). This is</w:t>
+        <w:t xml:space="preserve">Possible extensions: notifications when a crop is thirsty (WorkManager checking</w:t>
       </w:r>
       <w:r>
         <w:t xml:space="preserve"> </w:t>
@@ -26133,10 +26940,44 @@
         <w:rPr>
           <w:rStyle w:val="VerbatimChar"/>
         </w:rPr>
-        <w:t xml:space="preserve">SOIL_RAW_WET</w:t>
-      </w:r>
-      <w:r>
-        <w:t xml:space="preserve">.</w:t>
+        <w:t xml:space="preserve">crops.php</w:t>
+      </w:r>
+      <w:r>
+        <w:t xml:space="preserve">), a home-screen</w:t>
+      </w:r>
+      <w:r>
+        <w:t xml:space="preserve"> </w:t>
+      </w:r>
+      <w:r>
+        <w:t xml:space="preserve">widget, photos of each crop.</w:t>
+      </w:r>
+    </w:p>
+    <w:bookmarkEnd w:id="147"/>
+    <w:bookmarkEnd w:id="148"/>
+    <w:bookmarkStart w:id="152" w:name="calibration-and-testing"/>
+    <w:p>
+      <w:pPr>
+        <w:pStyle w:val="Heading1"/>
+      </w:pPr>
+      <w:r>
+        <w:t xml:space="preserve">08 · Calibration and Testing</w:t>
+      </w:r>
+    </w:p>
+    <w:bookmarkStart w:id="149" w:name="Xba8cf39a0fb59c6ab34c41ab18b7fceca99982e"/>
+    <w:p>
+      <w:pPr>
+        <w:pStyle w:val="Heading2"/>
+      </w:pPr>
+      <w:r>
+        <w:t xml:space="preserve">8.1 Calibrate the soil moisture sensor (important!)</w:t>
+      </w:r>
+    </w:p>
+    <w:p>
+      <w:pPr>
+        <w:pStyle w:val="FirstParagraph"/>
+      </w:pPr>
+      <w:r>
+        <w:t xml:space="preserve">Every capacitive sensor gives slightly different raw values. Calibrate it before you trust the percentages:</w:t>
       </w:r>
     </w:p>
     <w:p>
@@ -26144,11 +26985,27 @@
         <w:pStyle w:val="Compact"/>
         <w:numPr>
           <w:ilvl w:val="0"/>
-          <w:numId w:val="1037"/>
+          <w:numId w:val="1038"/>
         </w:numPr>
       </w:pPr>
       <w:r>
-        <w:t xml:space="preserve">Write both numbers in</w:t>
+        <w:t xml:space="preserve">Upload the firmware and open the</w:t>
+      </w:r>
+      <w:r>
+        <w:t xml:space="preserve"> </w:t>
+      </w:r>
+      <w:r>
+        <w:rPr>
+          <w:b/>
+          <w:bCs/>
+        </w:rPr>
+        <w:t xml:space="preserve">Serial Monitor</w:t>
+      </w:r>
+      <w:r>
+        <w:t xml:space="preserve"> </w:t>
+      </w:r>
+      <w:r>
+        <w:t xml:space="preserve">(115200). Each line shows</w:t>
       </w:r>
       <w:r>
         <w:t xml:space="preserve"> </w:t>
@@ -26157,13 +27014,10 @@
         <w:rPr>
           <w:rStyle w:val="VerbatimChar"/>
         </w:rPr>
-        <w:t xml:space="preserve">config.h</w:t>
-      </w:r>
-      <w:r>
-        <w:t xml:space="preserve"> </w:t>
-      </w:r>
-      <w:r>
-        <w:t xml:space="preserve">and upload again.</w:t>
+        <w:t xml:space="preserve">soil=..% (raw XXXX)</w:t>
+      </w:r>
+      <w:r>
+        <w:t xml:space="preserve">.</w:t>
       </w:r>
     </w:p>
     <w:p>
@@ -26171,10 +27025,131 @@
         <w:pStyle w:val="Compact"/>
         <w:numPr>
           <w:ilvl w:val="0"/>
-          <w:numId w:val="1037"/>
+          <w:numId w:val="1038"/>
         </w:numPr>
       </w:pPr>
       <w:r>
+        <w:t xml:space="preserve">Hold the sensor</w:t>
+      </w:r>
+      <w:r>
+        <w:t xml:space="preserve"> </w:t>
+      </w:r>
+      <w:r>
+        <w:rPr>
+          <w:b/>
+          <w:bCs/>
+        </w:rPr>
+        <w:t xml:space="preserve">in the air, dry</w:t>
+      </w:r>
+      <w:r>
+        <w:t xml:space="preserve">. Note the raw value (e.g. </w:t>
+      </w:r>
+      <w:r>
+        <w:rPr>
+          <w:b/>
+          <w:bCs/>
+        </w:rPr>
+        <w:t xml:space="preserve">3050</w:t>
+      </w:r>
+      <w:r>
+        <w:t xml:space="preserve">). This is</w:t>
+      </w:r>
+      <w:r>
+        <w:t xml:space="preserve"> </w:t>
+      </w:r>
+      <w:r>
+        <w:rPr>
+          <w:rStyle w:val="VerbatimChar"/>
+        </w:rPr>
+        <w:t xml:space="preserve">SOIL_RAW_DRY</w:t>
+      </w:r>
+      <w:r>
+        <w:t xml:space="preserve">.</w:t>
+      </w:r>
+    </w:p>
+    <w:p>
+      <w:pPr>
+        <w:pStyle w:val="Compact"/>
+        <w:numPr>
+          <w:ilvl w:val="0"/>
+          <w:numId w:val="1038"/>
+        </w:numPr>
+      </w:pPr>
+      <w:r>
+        <w:t xml:space="preserve">Put the sensor</w:t>
+      </w:r>
+      <w:r>
+        <w:t xml:space="preserve"> </w:t>
+      </w:r>
+      <w:r>
+        <w:rPr>
+          <w:b/>
+          <w:bCs/>
+        </w:rPr>
+        <w:t xml:space="preserve">in a glass of water up to the white line</w:t>
+      </w:r>
+      <w:r>
+        <w:t xml:space="preserve">. Note the raw value (e.g. </w:t>
+      </w:r>
+      <w:r>
+        <w:rPr>
+          <w:b/>
+          <w:bCs/>
+        </w:rPr>
+        <w:t xml:space="preserve">1280</w:t>
+      </w:r>
+      <w:r>
+        <w:t xml:space="preserve">). This is</w:t>
+      </w:r>
+      <w:r>
+        <w:t xml:space="preserve"> </w:t>
+      </w:r>
+      <w:r>
+        <w:rPr>
+          <w:rStyle w:val="VerbatimChar"/>
+        </w:rPr>
+        <w:t xml:space="preserve">SOIL_RAW_WET</w:t>
+      </w:r>
+      <w:r>
+        <w:t xml:space="preserve">.</w:t>
+      </w:r>
+    </w:p>
+    <w:p>
+      <w:pPr>
+        <w:pStyle w:val="Compact"/>
+        <w:numPr>
+          <w:ilvl w:val="0"/>
+          <w:numId w:val="1038"/>
+        </w:numPr>
+      </w:pPr>
+      <w:r>
+        <w:t xml:space="preserve">Write both numbers in</w:t>
+      </w:r>
+      <w:r>
+        <w:t xml:space="preserve"> </w:t>
+      </w:r>
+      <w:r>
+        <w:rPr>
+          <w:rStyle w:val="VerbatimChar"/>
+        </w:rPr>
+        <w:t xml:space="preserve">config.h</w:t>
+      </w:r>
+      <w:r>
+        <w:t xml:space="preserve"> </w:t>
+      </w:r>
+      <w:r>
+        <w:t xml:space="preserve">and upload again.</w:t>
+      </w:r>
+    </w:p>
+    <w:p>
+      <w:pPr>
+        <w:pStyle w:val="Compact"/>
+        <w:numPr>
+          <w:ilvl w:val="0"/>
+          <w:numId w:val="1038"/>
+        </w:numPr>
+      </w:pPr>
+      <w:r>
         <w:t xml:space="preserve">Check: dry soil should read about 10–25 %, and soil just after watering about 60–80 %.</w:t>
       </w:r>
     </w:p>
@@ -26210,8 +27185,8 @@
         <w:t xml:space="preserve">), so you can see it in phpMyAdmin too.</w:t>
       </w:r>
     </w:p>
-    <w:bookmarkEnd w:id="119"/>
-    <w:bookmarkStart w:id="120" w:name="thresholds-of-each-crop"/>
+    <w:bookmarkEnd w:id="149"/>
+    <w:bookmarkStart w:id="150" w:name="thresholds-of-each-crop"/>
     <w:p>
       <w:pPr>
         <w:pStyle w:val="Heading2"/>
@@ -27195,8 +28170,8 @@
         <w:t xml:space="preserve">agriculture teacher or a local farmer.</w:t>
       </w:r>
     </w:p>
-    <w:bookmarkEnd w:id="120"/>
-    <w:bookmarkStart w:id="121" w:name="test-plan"/>
+    <w:bookmarkEnd w:id="150"/>
+    <w:bookmarkStart w:id="151" w:name="test-plan"/>
     <w:p>
       <w:pPr>
         <w:pStyle w:val="Heading2"/>
@@ -28834,9 +29809,9 @@
         <w:t xml:space="preserve">chapter.</w:t>
       </w:r>
     </w:p>
-    <w:bookmarkEnd w:id="121"/>
-    <w:bookmarkEnd w:id="122"/>
-    <w:bookmarkStart w:id="129" w:name="week-project-plan-and-team-roles"/>
+    <w:bookmarkEnd w:id="151"/>
+    <w:bookmarkEnd w:id="152"/>
+    <w:bookmarkStart w:id="159" w:name="week-project-plan-and-team-roles"/>
     <w:p>
       <w:pPr>
         <w:pStyle w:val="Heading1"/>
@@ -28845,7 +29820,7 @@
         <w:t xml:space="preserve">09 · 6-Week Project Plan and Team Roles</w:t>
       </w:r>
     </w:p>
-    <w:bookmarkStart w:id="123" w:name="team-roles-6-members"/>
+    <w:bookmarkStart w:id="153" w:name="team-roles-6-members"/>
     <w:p>
       <w:pPr>
         <w:pStyle w:val="Heading2"/>
@@ -29069,8 +30044,8 @@
         <w:t xml:space="preserve">Everyone tests the system and writes their own part of the report.</w:t>
       </w:r>
     </w:p>
-    <w:bookmarkEnd w:id="123"/>
-    <w:bookmarkStart w:id="127" w:name="weekly-plan"/>
+    <w:bookmarkEnd w:id="153"/>
+    <w:bookmarkStart w:id="157" w:name="weekly-plan"/>
     <w:p>
       <w:pPr>
         <w:pStyle w:val="Heading2"/>
@@ -29386,18 +30361,18 @@
           <wp:inline>
             <wp:extent cx="5334000" cy="1823357"/>
             <wp:effectExtent b="0" l="0" r="0" t="0"/>
-            <wp:docPr descr="" title="" id="125" name="Picture"/>
+            <wp:docPr descr="" title="" id="155" name="Picture"/>
             <a:graphic>
               <a:graphicData uri="http://schemas.openxmlformats.org/drawingml/2006/picture">
                 <pic:pic>
                   <pic:nvPicPr>
-                    <pic:cNvPr descr="/home/user/CLAUDE/rayy-mysql/docs/images/diagram-09-project-plan-8.png" id="126" name="Picture"/>
+                    <pic:cNvPr descr="/home/user/CLAUDE/rayy-mysql/docs/images/diagram-09-project-plan-8.png" id="156" name="Picture"/>
                     <pic:cNvPicPr>
                       <a:picLocks noChangeArrowheads="1" noChangeAspect="1"/>
                     </pic:cNvPicPr>
                   </pic:nvPicPr>
                   <pic:blipFill>
-                    <a:blip r:embed="rId124"/>
+                    <a:blip r:embed="rId154"/>
                     <a:stretch>
                       <a:fillRect/>
                     </a:stretch>
@@ -29430,8 +30405,8 @@
         <w:t xml:space="preserve">(Change the dates to your semester.)</w:t>
       </w:r>
     </w:p>
-    <w:bookmarkEnd w:id="127"/>
-    <w:bookmarkStart w:id="128" w:name="risks-and-mitigation"/>
+    <w:bookmarkEnd w:id="157"/>
+    <w:bookmarkStart w:id="158" w:name="risks-and-mitigation"/>
     <w:p>
       <w:pPr>
         <w:pStyle w:val="Heading2"/>
@@ -29690,9 +30665,9 @@
         </w:tc>
       </w:tr>
     </w:tbl>
-    <w:bookmarkEnd w:id="128"/>
-    <w:bookmarkEnd w:id="129"/>
-    <w:bookmarkStart w:id="133" w:name="Xd3f20a11830195e5f21fca84976734b79094020"/>
+    <w:bookmarkEnd w:id="158"/>
+    <w:bookmarkEnd w:id="159"/>
+    <w:bookmarkStart w:id="163" w:name="Xd3f20a11830195e5f21fca84976734b79094020"/>
     <w:p>
       <w:pPr>
         <w:pStyle w:val="Heading1"/>
@@ -29701,7 +30676,7 @@
         <w:t xml:space="preserve">10 · Graduation Report Outline, Presentation and Future Work</w:t>
       </w:r>
     </w:p>
-    <w:bookmarkStart w:id="130" w:name="suggested-report-chapters"/>
+    <w:bookmarkStart w:id="160" w:name="suggested-report-chapters"/>
     <w:p>
       <w:pPr>
         <w:pStyle w:val="Heading2"/>
@@ -29715,7 +30690,7 @@
         <w:pStyle w:val="Compact"/>
         <w:numPr>
           <w:ilvl w:val="0"/>
-          <w:numId w:val="1038"/>
+          <w:numId w:val="1039"/>
         </w:numPr>
       </w:pPr>
       <w:r>
@@ -29743,7 +30718,7 @@
         <w:pStyle w:val="Compact"/>
         <w:numPr>
           <w:ilvl w:val="0"/>
-          <w:numId w:val="1038"/>
+          <w:numId w:val="1039"/>
         </w:numPr>
       </w:pPr>
       <w:r>
@@ -29777,7 +30752,7 @@
         <w:pStyle w:val="Compact"/>
         <w:numPr>
           <w:ilvl w:val="0"/>
-          <w:numId w:val="1038"/>
+          <w:numId w:val="1039"/>
         </w:numPr>
       </w:pPr>
       <w:r>
@@ -29805,7 +30780,7 @@
         <w:pStyle w:val="Compact"/>
         <w:numPr>
           <w:ilvl w:val="0"/>
-          <w:numId w:val="1038"/>
+          <w:numId w:val="1039"/>
         </w:numPr>
       </w:pPr>
       <w:r>
@@ -29821,7 +30796,7 @@
         <w:pStyle w:val="Compact"/>
         <w:numPr>
           <w:ilvl w:val="1"/>
-          <w:numId w:val="1039"/>
+          <w:numId w:val="1040"/>
         </w:numPr>
       </w:pPr>
       <w:r>
@@ -29833,7 +30808,7 @@
         <w:pStyle w:val="Compact"/>
         <w:numPr>
           <w:ilvl w:val="1"/>
-          <w:numId w:val="1039"/>
+          <w:numId w:val="1040"/>
         </w:numPr>
       </w:pPr>
       <w:r>
@@ -29851,7 +30826,7 @@
         <w:pStyle w:val="Compact"/>
         <w:numPr>
           <w:ilvl w:val="1"/>
-          <w:numId w:val="1039"/>
+          <w:numId w:val="1040"/>
         </w:numPr>
       </w:pPr>
       <w:r>
@@ -29869,7 +30844,7 @@
         <w:pStyle w:val="Compact"/>
         <w:numPr>
           <w:ilvl w:val="0"/>
-          <w:numId w:val="1038"/>
+          <w:numId w:val="1039"/>
         </w:numPr>
       </w:pPr>
       <w:r>
@@ -29897,7 +30872,7 @@
         <w:pStyle w:val="Compact"/>
         <w:numPr>
           <w:ilvl w:val="0"/>
-          <w:numId w:val="1038"/>
+          <w:numId w:val="1039"/>
         </w:numPr>
       </w:pPr>
       <w:r>
@@ -29925,7 +30900,7 @@
         <w:pStyle w:val="Compact"/>
         <w:numPr>
           <w:ilvl w:val="0"/>
-          <w:numId w:val="1038"/>
+          <w:numId w:val="1039"/>
         </w:numPr>
       </w:pPr>
       <w:r>
@@ -29941,7 +30916,7 @@
         <w:pStyle w:val="Compact"/>
         <w:numPr>
           <w:ilvl w:val="0"/>
-          <w:numId w:val="1038"/>
+          <w:numId w:val="1039"/>
         </w:numPr>
       </w:pPr>
       <w:r>
@@ -29974,286 +30949,14 @@
         <w:t xml:space="preserve">(full code, BOM with prices, user manual).</w:t>
       </w:r>
     </w:p>
-    <w:bookmarkEnd w:id="130"/>
-    <w:bookmarkStart w:id="131" w:name="presentation-and-demo-tips"/>
+    <w:bookmarkEnd w:id="160"/>
+    <w:bookmarkStart w:id="161" w:name="presentation-and-demo-tips"/>
     <w:p>
       <w:pPr>
         <w:pStyle w:val="Heading2"/>
       </w:pPr>
       <w:r>
         <w:t xml:space="preserve">10.2 Presentation and demo tips</w:t>
-      </w:r>
-    </w:p>
-    <w:p>
-      <w:pPr>
-        <w:pStyle w:val="Compact"/>
-        <w:numPr>
-          <w:ilvl w:val="0"/>
-          <w:numId w:val="1040"/>
-        </w:numPr>
-      </w:pPr>
-      <w:r>
-        <w:t xml:space="preserve">Start with the</w:t>
-      </w:r>
-      <w:r>
-        <w:t xml:space="preserve"> </w:t>
-      </w:r>
-      <w:r>
-        <w:rPr>
-          <w:b/>
-          <w:bCs/>
-        </w:rPr>
-        <w:t xml:space="preserve">story</w:t>
-      </w:r>
-      <w:r>
-        <w:t xml:space="preserve">:</w:t>
-      </w:r>
-      <w:r>
-        <w:t xml:space="preserve"> </w:t>
-      </w:r>
-      <w:r>
-        <w:t xml:space="preserve">“Crops can’t talk… until now 🌱😊”</w:t>
-      </w:r>
-      <w:r>
-        <w:t xml:space="preserve">. Show</w:t>
-      </w:r>
-      <w:r>
-        <w:t xml:space="preserve"> </w:t>
-      </w:r>
-      <w:r>
-        <w:rPr>
-          <w:b/>
-          <w:bCs/>
-        </w:rPr>
-        <w:t xml:space="preserve">My crops</w:t>
-      </w:r>
-      <w:r>
-        <w:t xml:space="preserve"> </w:t>
-      </w:r>
-      <w:r>
-        <w:t xml:space="preserve">with several crops (strawberry, tomato, mint).</w:t>
-      </w:r>
-    </w:p>
-    <w:p>
-      <w:pPr>
-        <w:pStyle w:val="Compact"/>
-        <w:numPr>
-          <w:ilvl w:val="0"/>
-          <w:numId w:val="1040"/>
-        </w:numPr>
-      </w:pPr>
-      <w:r>
-        <w:rPr>
-          <w:b/>
-          <w:bCs/>
-        </w:rPr>
-        <w:t xml:space="preserve">Live demo:</w:t>
-      </w:r>
-      <w:r>
-        <w:t xml:space="preserve"> </w:t>
-      </w:r>
-      <w:r>
-        <w:t xml:space="preserve">pull out the soil sensor → the device plays its sad</w:t>
-      </w:r>
-      <w:r>
-        <w:t xml:space="preserve"> </w:t>
-      </w:r>
-      <w:r>
-        <w:t xml:space="preserve">“thirsty”</w:t>
-      </w:r>
-      <w:r>
-        <w:t xml:space="preserve"> </w:t>
-      </w:r>
-      <w:r>
-        <w:t xml:space="preserve">melody and the emoji changes on the web</w:t>
-      </w:r>
-      <w:r>
-        <w:t xml:space="preserve"> </w:t>
-      </w:r>
-      <w:r>
-        <w:t xml:space="preserve">dashboard and the phone at the same time → water it → the joyful</w:t>
-      </w:r>
-      <w:r>
-        <w:t xml:space="preserve"> </w:t>
-      </w:r>
-      <w:r>
-        <w:t xml:space="preserve">“thank you”</w:t>
-      </w:r>
-      <w:r>
-        <w:t xml:space="preserve"> </w:t>
-      </w:r>
-      <w:r>
-        <w:t xml:space="preserve">melody 😊. This is the most impressive moment.</w:t>
-      </w:r>
-    </w:p>
-    <w:p>
-      <w:pPr>
-        <w:pStyle w:val="Compact"/>
-        <w:numPr>
-          <w:ilvl w:val="0"/>
-          <w:numId w:val="1040"/>
-        </w:numPr>
-      </w:pPr>
-      <w:r>
-        <w:t xml:space="preserve">Press</w:t>
-      </w:r>
-      <w:r>
-        <w:t xml:space="preserve"> </w:t>
-      </w:r>
-      <w:r>
-        <w:rPr>
-          <w:b/>
-          <w:bCs/>
-        </w:rPr>
-        <w:t xml:space="preserve">“Play”</w:t>
-      </w:r>
-      <w:r>
-        <w:t xml:space="preserve"> </w:t>
-      </w:r>
-      <w:r>
-        <w:t xml:space="preserve">from the phone in front of the committee: the device plays the melody.</w:t>
-      </w:r>
-    </w:p>
-    <w:p>
-      <w:pPr>
-        <w:pStyle w:val="Compact"/>
-        <w:numPr>
-          <w:ilvl w:val="0"/>
-          <w:numId w:val="1040"/>
-        </w:numPr>
-      </w:pPr>
-      <w:r>
-        <w:rPr>
-          <w:b/>
-          <w:bCs/>
-        </w:rPr>
-        <w:t xml:space="preserve">Move the device</w:t>
-      </w:r>
-      <w:r>
-        <w:t xml:space="preserve"> </w:t>
-      </w:r>
-      <w:r>
-        <w:t xml:space="preserve">from the strawberry crop to the cactus crop in the app: with the same dry soil the emoji changes from 😫 to 😊, because each crop has its own ideal values.</w:t>
-      </w:r>
-    </w:p>
-    <w:p>
-      <w:pPr>
-        <w:pStyle w:val="Compact"/>
-        <w:numPr>
-          <w:ilvl w:val="0"/>
-          <w:numId w:val="1040"/>
-        </w:numPr>
-      </w:pPr>
-      <w:r>
-        <w:t xml:space="preserve">Create a new account from the phone, and show the admin</w:t>
-      </w:r>
-      <w:r>
-        <w:t xml:space="preserve"> </w:t>
-      </w:r>
-      <w:r>
-        <w:rPr>
-          <w:b/>
-          <w:bCs/>
-        </w:rPr>
-        <w:t xml:space="preserve">Users</w:t>
-      </w:r>
-      <w:r>
-        <w:t xml:space="preserve"> </w:t>
-      </w:r>
-      <w:r>
-        <w:t xml:space="preserve">page.</w:t>
-      </w:r>
-    </w:p>
-    <w:p>
-      <w:pPr>
-        <w:pStyle w:val="Compact"/>
-        <w:numPr>
-          <w:ilvl w:val="0"/>
-          <w:numId w:val="1040"/>
-        </w:numPr>
-      </w:pPr>
-      <w:r>
-        <w:t xml:space="preserve">Show the</w:t>
-      </w:r>
-      <w:r>
-        <w:t xml:space="preserve"> </w:t>
-      </w:r>
-      <w:r>
-        <w:rPr>
-          <w:b/>
-          <w:bCs/>
-        </w:rPr>
-        <w:t xml:space="preserve">history chart</w:t>
-      </w:r>
-      <w:r>
-        <w:t xml:space="preserve"> </w:t>
-      </w:r>
-      <w:r>
-        <w:t xml:space="preserve">of a full day (prepare it the day before) to show how the soil dries over time.</w:t>
-      </w:r>
-    </w:p>
-    <w:p>
-      <w:pPr>
-        <w:pStyle w:val="Compact"/>
-        <w:numPr>
-          <w:ilvl w:val="0"/>
-          <w:numId w:val="1040"/>
-        </w:numPr>
-      </w:pPr>
-      <w:r>
-        <w:t xml:space="preserve">Bring a</w:t>
-      </w:r>
-      <w:r>
-        <w:t xml:space="preserve"> </w:t>
-      </w:r>
-      <w:r>
-        <w:rPr>
-          <w:b/>
-          <w:bCs/>
-        </w:rPr>
-        <w:t xml:space="preserve">backup video</w:t>
-      </w:r>
-      <w:r>
-        <w:t xml:space="preserve"> </w:t>
-      </w:r>
-      <w:r>
-        <w:t xml:space="preserve">of the demo and a</w:t>
-      </w:r>
-      <w:r>
-        <w:t xml:space="preserve"> </w:t>
-      </w:r>
-      <w:r>
-        <w:rPr>
-          <w:b/>
-          <w:bCs/>
-        </w:rPr>
-        <w:t xml:space="preserve">charged power bank</w:t>
-      </w:r>
-      <w:r>
-        <w:t xml:space="preserve">. Use a</w:t>
-      </w:r>
-      <w:r>
-        <w:t xml:space="preserve"> </w:t>
-      </w:r>
-      <w:r>
-        <w:rPr>
-          <w:b/>
-          <w:bCs/>
-        </w:rPr>
-        <w:t xml:space="preserve">phone hotspot</w:t>
-      </w:r>
-      <w:r>
-        <w:t xml:space="preserve">.</w:t>
-      </w:r>
-    </w:p>
-    <w:bookmarkEnd w:id="131"/>
-    <w:bookmarkStart w:id="132" w:name="future-work"/>
-    <w:p>
-      <w:pPr>
-        <w:pStyle w:val="Heading2"/>
-      </w:pPr>
-      <w:r>
-        <w:t xml:space="preserve">10.3 Future work</w:t>
       </w:r>
     </w:p>
     <w:p>
@@ -30265,23 +30968,45 @@
         </w:numPr>
       </w:pPr>
       <w:r>
-        <w:t xml:space="preserve">💦</w:t>
-      </w:r>
-      <w:r>
-        <w:t xml:space="preserve"> </w:t>
-      </w:r>
-      <w:r>
-        <w:rPr>
-          <w:b/>
-          <w:bCs/>
-        </w:rPr>
-        <w:t xml:space="preserve">Automatic watering:</w:t>
-      </w:r>
-      <w:r>
-        <w:t xml:space="preserve"> </w:t>
-      </w:r>
-      <w:r>
-        <w:t xml:space="preserve">a small 5 V pump + relay/MOSFET when a crop is thirsty (one valve per crop), with a water-tank level sensor.</w:t>
+        <w:t xml:space="preserve">Start with the</w:t>
+      </w:r>
+      <w:r>
+        <w:t xml:space="preserve"> </w:t>
+      </w:r>
+      <w:r>
+        <w:rPr>
+          <w:b/>
+          <w:bCs/>
+        </w:rPr>
+        <w:t xml:space="preserve">story</w:t>
+      </w:r>
+      <w:r>
+        <w:t xml:space="preserve">:</w:t>
+      </w:r>
+      <w:r>
+        <w:t xml:space="preserve"> </w:t>
+      </w:r>
+      <w:r>
+        <w:t xml:space="preserve">“Crops can’t talk… until now 🌱😊”</w:t>
+      </w:r>
+      <w:r>
+        <w:t xml:space="preserve">. Show</w:t>
+      </w:r>
+      <w:r>
+        <w:t xml:space="preserve"> </w:t>
+      </w:r>
+      <w:r>
+        <w:rPr>
+          <w:b/>
+          <w:bCs/>
+        </w:rPr>
+        <w:t xml:space="preserve">My crops</w:t>
+      </w:r>
+      <w:r>
+        <w:t xml:space="preserve"> </w:t>
+      </w:r>
+      <w:r>
+        <w:t xml:space="preserve">with several crops (strawberry, tomato, mint).</w:t>
       </w:r>
     </w:p>
     <w:p>
@@ -30293,23 +31018,47 @@
         </w:numPr>
       </w:pPr>
       <w:r>
-        <w:t xml:space="preserve">🔔</w:t>
-      </w:r>
-      <w:r>
-        <w:t xml:space="preserve"> </w:t>
-      </w:r>
-      <w:r>
-        <w:rPr>
-          <w:b/>
-          <w:bCs/>
-        </w:rPr>
-        <w:t xml:space="preserve">Push notifications</w:t>
-      </w:r>
-      <w:r>
-        <w:t xml:space="preserve"> </w:t>
-      </w:r>
-      <w:r>
-        <w:t xml:space="preserve">on the phone (e.g. Firebase Cloud Messaging, or a PHP script that sends e-mail / Telegram messages).</w:t>
+        <w:rPr>
+          <w:b/>
+          <w:bCs/>
+        </w:rPr>
+        <w:t xml:space="preserve">Live demo:</w:t>
+      </w:r>
+      <w:r>
+        <w:t xml:space="preserve"> </w:t>
+      </w:r>
+      <w:r>
+        <w:t xml:space="preserve">pull out the soil sensor → the device plays its sad</w:t>
+      </w:r>
+      <w:r>
+        <w:t xml:space="preserve"> </w:t>
+      </w:r>
+      <w:r>
+        <w:t xml:space="preserve">“thirsty”</w:t>
+      </w:r>
+      <w:r>
+        <w:t xml:space="preserve"> </w:t>
+      </w:r>
+      <w:r>
+        <w:t xml:space="preserve">melody and the emoji changes on the web</w:t>
+      </w:r>
+      <w:r>
+        <w:t xml:space="preserve"> </w:t>
+      </w:r>
+      <w:r>
+        <w:t xml:space="preserve">dashboard and the phone at the same time → water it → the joyful</w:t>
+      </w:r>
+      <w:r>
+        <w:t xml:space="preserve"> </w:t>
+      </w:r>
+      <w:r>
+        <w:t xml:space="preserve">“thank you”</w:t>
+      </w:r>
+      <w:r>
+        <w:t xml:space="preserve"> </w:t>
+      </w:r>
+      <w:r>
+        <w:t xml:space="preserve">melody 😊. This is the most impressive moment.</w:t>
       </w:r>
     </w:p>
     <w:p>
@@ -30321,23 +31070,23 @@
         </w:numPr>
       </w:pPr>
       <w:r>
-        <w:t xml:space="preserve">🌈</w:t>
-      </w:r>
-      <w:r>
-        <w:t xml:space="preserve"> </w:t>
-      </w:r>
-      <w:r>
-        <w:rPr>
-          <w:b/>
-          <w:bCs/>
-        </w:rPr>
-        <w:t xml:space="preserve">A small screen on the device</w:t>
-      </w:r>
-      <w:r>
-        <w:t xml:space="preserve"> </w:t>
-      </w:r>
-      <w:r>
-        <w:t xml:space="preserve">(e.g. colour TFT ST7789) to show the emoji next to the crop too.</w:t>
+        <w:t xml:space="preserve">Press</w:t>
+      </w:r>
+      <w:r>
+        <w:t xml:space="preserve"> </w:t>
+      </w:r>
+      <w:r>
+        <w:rPr>
+          <w:b/>
+          <w:bCs/>
+        </w:rPr>
+        <w:t xml:space="preserve">“Play”</w:t>
+      </w:r>
+      <w:r>
+        <w:t xml:space="preserve"> </w:t>
+      </w:r>
+      <w:r>
+        <w:t xml:space="preserve">from the phone in front of the committee: the device plays the melody.</w:t>
       </w:r>
     </w:p>
     <w:p>
@@ -30349,23 +31098,17 @@
         </w:numPr>
       </w:pPr>
       <w:r>
-        <w:t xml:space="preserve">🧠</w:t>
-      </w:r>
-      <w:r>
-        <w:t xml:space="preserve"> </w:t>
-      </w:r>
-      <w:r>
-        <w:rPr>
-          <w:b/>
-          <w:bCs/>
-        </w:rPr>
-        <w:t xml:space="preserve">AI:</w:t>
-      </w:r>
-      <w:r>
-        <w:t xml:space="preserve"> </w:t>
-      </w:r>
-      <w:r>
-        <w:t xml:space="preserve">predict when each crop will need water from the history, or detect plant diseases with a camera (ESP32-CAM).</w:t>
+        <w:rPr>
+          <w:b/>
+          <w:bCs/>
+        </w:rPr>
+        <w:t xml:space="preserve">Move the device</w:t>
+      </w:r>
+      <w:r>
+        <w:t xml:space="preserve"> </w:t>
+      </w:r>
+      <w:r>
+        <w:t xml:space="preserve">from the strawberry crop to the cactus crop in the app: with the same dry soil the emoji changes from 😫 to 😊, because each crop has its own ideal values.</w:t>
       </w:r>
     </w:p>
     <w:p>
@@ -30377,38 +31120,23 @@
         </w:numPr>
       </w:pPr>
       <w:r>
-        <w:t xml:space="preserve">🗣️</w:t>
-      </w:r>
-      <w:r>
-        <w:t xml:space="preserve"> </w:t>
-      </w:r>
-      <w:r>
-        <w:rPr>
-          <w:b/>
-          <w:bCs/>
-        </w:rPr>
-        <w:t xml:space="preserve">Spoken sentences</w:t>
-      </w:r>
-      <w:r>
-        <w:t xml:space="preserve"> </w:t>
-      </w:r>
-      <w:r>
-        <w:t xml:space="preserve">instead of melodies with a DFPlayer Mini MP3 module + speaker (recorded voice:</w:t>
-      </w:r>
-      <w:r>
-        <w:t xml:space="preserve"> </w:t>
-      </w:r>
-      <w:r>
-        <w:t xml:space="preserve">“I’m thirsty!”</w:t>
-      </w:r>
-      <w:r>
-        <w:t xml:space="preserve">),</w:t>
-      </w:r>
-      <w:r>
-        <w:t xml:space="preserve"> </w:t>
-      </w:r>
-      <w:r>
-        <w:t xml:space="preserve">and voice commands with a microphone.</w:t>
+        <w:t xml:space="preserve">Create a new account from the phone, and show the admin</w:t>
+      </w:r>
+      <w:r>
+        <w:t xml:space="preserve"> </w:t>
+      </w:r>
+      <w:r>
+        <w:rPr>
+          <w:b/>
+          <w:bCs/>
+        </w:rPr>
+        <w:t xml:space="preserve">Users</w:t>
+      </w:r>
+      <w:r>
+        <w:t xml:space="preserve"> </w:t>
+      </w:r>
+      <w:r>
+        <w:t xml:space="preserve">page.</w:t>
       </w:r>
     </w:p>
     <w:p>
@@ -30420,23 +31148,23 @@
         </w:numPr>
       </w:pPr>
       <w:r>
-        <w:t xml:space="preserve">☀️</w:t>
-      </w:r>
-      <w:r>
-        <w:t xml:space="preserve"> </w:t>
-      </w:r>
-      <w:r>
-        <w:rPr>
-          <w:b/>
-          <w:bCs/>
-        </w:rPr>
-        <w:t xml:space="preserve">Solar power:</w:t>
-      </w:r>
-      <w:r>
-        <w:t xml:space="preserve"> </w:t>
-      </w:r>
-      <w:r>
-        <w:t xml:space="preserve">solar panel + Li-ion battery + charger so each device is fully independent in the field and eco-friendly.</w:t>
+        <w:t xml:space="preserve">Show the</w:t>
+      </w:r>
+      <w:r>
+        <w:t xml:space="preserve"> </w:t>
+      </w:r>
+      <w:r>
+        <w:rPr>
+          <w:b/>
+          <w:bCs/>
+        </w:rPr>
+        <w:t xml:space="preserve">history chart</w:t>
+      </w:r>
+      <w:r>
+        <w:t xml:space="preserve"> </w:t>
+      </w:r>
+      <w:r>
+        <w:t xml:space="preserve">of a full day (prepare it the day before) to show how the soil dries over time.</w:t>
       </w:r>
     </w:p>
     <w:p>
@@ -30448,7 +31176,59 @@
         </w:numPr>
       </w:pPr>
       <w:r>
-        <w:t xml:space="preserve">🔐 HTTPS hosting, sharing a crop with other users (family / farm workers), e-mail password reset.</w:t>
+        <w:t xml:space="preserve">Bring a</w:t>
+      </w:r>
+      <w:r>
+        <w:t xml:space="preserve"> </w:t>
+      </w:r>
+      <w:r>
+        <w:rPr>
+          <w:b/>
+          <w:bCs/>
+        </w:rPr>
+        <w:t xml:space="preserve">backup video</w:t>
+      </w:r>
+      <w:r>
+        <w:t xml:space="preserve"> </w:t>
+      </w:r>
+      <w:r>
+        <w:t xml:space="preserve">of the demo and a</w:t>
+      </w:r>
+      <w:r>
+        <w:t xml:space="preserve"> </w:t>
+      </w:r>
+      <w:r>
+        <w:rPr>
+          <w:b/>
+          <w:bCs/>
+        </w:rPr>
+        <w:t xml:space="preserve">charged power bank</w:t>
+      </w:r>
+      <w:r>
+        <w:t xml:space="preserve">. Use a</w:t>
+      </w:r>
+      <w:r>
+        <w:t xml:space="preserve"> </w:t>
+      </w:r>
+      <w:r>
+        <w:rPr>
+          <w:b/>
+          <w:bCs/>
+        </w:rPr>
+        <w:t xml:space="preserve">phone hotspot</w:t>
+      </w:r>
+      <w:r>
+        <w:t xml:space="preserve">.</w:t>
+      </w:r>
+    </w:p>
+    <w:bookmarkEnd w:id="161"/>
+    <w:bookmarkStart w:id="162" w:name="future-work"/>
+    <w:p>
+      <w:pPr>
+        <w:pStyle w:val="Heading2"/>
+      </w:pPr>
+      <w:r>
+        <w:t xml:space="preserve">10.3 Future work</w:t>
       </w:r>
     </w:p>
     <w:p>
@@ -30456,11 +31236,27 @@
         <w:pStyle w:val="Compact"/>
         <w:numPr>
           <w:ilvl w:val="0"/>
-          <w:numId w:val="1041"/>
+          <w:numId w:val="1042"/>
         </w:numPr>
       </w:pPr>
       <w:r>
-        <w:t xml:space="preserve">🔋 A custom PCB and a 3D-printed pot with the electronics built in.</w:t>
+        <w:t xml:space="preserve">💦</w:t>
+      </w:r>
+      <w:r>
+        <w:t xml:space="preserve"> </w:t>
+      </w:r>
+      <w:r>
+        <w:rPr>
+          <w:b/>
+          <w:bCs/>
+        </w:rPr>
+        <w:t xml:space="preserve">Automatic watering:</w:t>
+      </w:r>
+      <w:r>
+        <w:t xml:space="preserve"> </w:t>
+      </w:r>
+      <w:r>
+        <w:t xml:space="preserve">a small 5 V pump + relay/MOSFET when a crop is thirsty (one valve per crop), with a water-tank level sensor.</w:t>
       </w:r>
     </w:p>
     <w:p>
@@ -30468,15 +31264,194 @@
         <w:pStyle w:val="Compact"/>
         <w:numPr>
           <w:ilvl w:val="0"/>
-          <w:numId w:val="1041"/>
+          <w:numId w:val="1042"/>
         </w:numPr>
       </w:pPr>
       <w:r>
+        <w:t xml:space="preserve">🔔</w:t>
+      </w:r>
+      <w:r>
+        <w:t xml:space="preserve"> </w:t>
+      </w:r>
+      <w:r>
+        <w:rPr>
+          <w:b/>
+          <w:bCs/>
+        </w:rPr>
+        <w:t xml:space="preserve">Push notifications</w:t>
+      </w:r>
+      <w:r>
+        <w:t xml:space="preserve"> </w:t>
+      </w:r>
+      <w:r>
+        <w:t xml:space="preserve">on the phone (e.g. Firebase Cloud Messaging, or a PHP script that sends e-mail / Telegram messages).</w:t>
+      </w:r>
+    </w:p>
+    <w:p>
+      <w:pPr>
+        <w:pStyle w:val="Compact"/>
+        <w:numPr>
+          <w:ilvl w:val="0"/>
+          <w:numId w:val="1042"/>
+        </w:numPr>
+      </w:pPr>
+      <w:r>
+        <w:t xml:space="preserve">🌈</w:t>
+      </w:r>
+      <w:r>
+        <w:t xml:space="preserve"> </w:t>
+      </w:r>
+      <w:r>
+        <w:rPr>
+          <w:b/>
+          <w:bCs/>
+        </w:rPr>
+        <w:t xml:space="preserve">A small screen on the device</w:t>
+      </w:r>
+      <w:r>
+        <w:t xml:space="preserve"> </w:t>
+      </w:r>
+      <w:r>
+        <w:t xml:space="preserve">(e.g. colour TFT ST7789) to show the emoji next to the crop too.</w:t>
+      </w:r>
+    </w:p>
+    <w:p>
+      <w:pPr>
+        <w:pStyle w:val="Compact"/>
+        <w:numPr>
+          <w:ilvl w:val="0"/>
+          <w:numId w:val="1042"/>
+        </w:numPr>
+      </w:pPr>
+      <w:r>
+        <w:t xml:space="preserve">🧠</w:t>
+      </w:r>
+      <w:r>
+        <w:t xml:space="preserve"> </w:t>
+      </w:r>
+      <w:r>
+        <w:rPr>
+          <w:b/>
+          <w:bCs/>
+        </w:rPr>
+        <w:t xml:space="preserve">AI:</w:t>
+      </w:r>
+      <w:r>
+        <w:t xml:space="preserve"> </w:t>
+      </w:r>
+      <w:r>
+        <w:t xml:space="preserve">predict when each crop will need water from the history, or detect plant diseases with a camera (ESP32-CAM).</w:t>
+      </w:r>
+    </w:p>
+    <w:p>
+      <w:pPr>
+        <w:pStyle w:val="Compact"/>
+        <w:numPr>
+          <w:ilvl w:val="0"/>
+          <w:numId w:val="1042"/>
+        </w:numPr>
+      </w:pPr>
+      <w:r>
+        <w:t xml:space="preserve">🗣️</w:t>
+      </w:r>
+      <w:r>
+        <w:t xml:space="preserve"> </w:t>
+      </w:r>
+      <w:r>
+        <w:rPr>
+          <w:b/>
+          <w:bCs/>
+        </w:rPr>
+        <w:t xml:space="preserve">Spoken sentences</w:t>
+      </w:r>
+      <w:r>
+        <w:t xml:space="preserve"> </w:t>
+      </w:r>
+      <w:r>
+        <w:t xml:space="preserve">instead of melodies with a DFPlayer Mini MP3 module + speaker (recorded voice:</w:t>
+      </w:r>
+      <w:r>
+        <w:t xml:space="preserve"> </w:t>
+      </w:r>
+      <w:r>
+        <w:t xml:space="preserve">“I’m thirsty!”</w:t>
+      </w:r>
+      <w:r>
+        <w:t xml:space="preserve">),</w:t>
+      </w:r>
+      <w:r>
+        <w:t xml:space="preserve"> </w:t>
+      </w:r>
+      <w:r>
+        <w:t xml:space="preserve">and voice commands with a microphone.</w:t>
+      </w:r>
+    </w:p>
+    <w:p>
+      <w:pPr>
+        <w:pStyle w:val="Compact"/>
+        <w:numPr>
+          <w:ilvl w:val="0"/>
+          <w:numId w:val="1042"/>
+        </w:numPr>
+      </w:pPr>
+      <w:r>
+        <w:t xml:space="preserve">☀️</w:t>
+      </w:r>
+      <w:r>
+        <w:t xml:space="preserve"> </w:t>
+      </w:r>
+      <w:r>
+        <w:rPr>
+          <w:b/>
+          <w:bCs/>
+        </w:rPr>
+        <w:t xml:space="preserve">Solar power:</w:t>
+      </w:r>
+      <w:r>
+        <w:t xml:space="preserve"> </w:t>
+      </w:r>
+      <w:r>
+        <w:t xml:space="preserve">solar panel + Li-ion battery + charger so each device is fully independent in the field and eco-friendly.</w:t>
+      </w:r>
+    </w:p>
+    <w:p>
+      <w:pPr>
+        <w:pStyle w:val="Compact"/>
+        <w:numPr>
+          <w:ilvl w:val="0"/>
+          <w:numId w:val="1042"/>
+        </w:numPr>
+      </w:pPr>
+      <w:r>
+        <w:t xml:space="preserve">🔐 HTTPS hosting, sharing a crop with other users (family / farm workers), e-mail password reset.</w:t>
+      </w:r>
+    </w:p>
+    <w:p>
+      <w:pPr>
+        <w:pStyle w:val="Compact"/>
+        <w:numPr>
+          <w:ilvl w:val="0"/>
+          <w:numId w:val="1042"/>
+        </w:numPr>
+      </w:pPr>
+      <w:r>
+        <w:t xml:space="preserve">🔋 A custom PCB and a 3D-printed pot with the electronics built in.</w:t>
+      </w:r>
+    </w:p>
+    <w:p>
+      <w:pPr>
+        <w:pStyle w:val="Compact"/>
+        <w:numPr>
+          <w:ilvl w:val="0"/>
+          <w:numId w:val="1042"/>
+        </w:numPr>
+      </w:pPr>
+      <w:r>
         <w:t xml:space="preserve">🌍 Several devices per crop (large fields), a map of the farm, and reports per season.</w:t>
       </w:r>
     </w:p>
-    <w:bookmarkEnd w:id="132"/>
-    <w:bookmarkEnd w:id="133"/>
+    <w:bookmarkEnd w:id="162"/>
+    <w:bookmarkEnd w:id="163"/>
     <w:sectPr>
       <w:footnotePr>
         <w:numRestart w:val="eachSect"/>
@@ -31452,6 +32427,9 @@
     <w:abstractNumId w:val="991"/>
   </w:num>
   <w:num w:numId="1035">
+    <w:abstractNumId w:val="991"/>
+  </w:num>
+  <w:num w:numId="1036">
     <w:abstractNumId w:val="99411"/>
     <w:lvlOverride w:ilvl="0">
       <w:startOverride w:val="1"/>
@@ -31481,38 +32459,8 @@
       <w:startOverride w:val="1"/>
     </w:lvlOverride>
   </w:num>
-  <w:num w:numId="1036">
+  <w:num w:numId="1037">
     <w:abstractNumId w:val="991"/>
-  </w:num>
-  <w:num w:numId="1037">
-    <w:abstractNumId w:val="99411"/>
-    <w:lvlOverride w:ilvl="0">
-      <w:startOverride w:val="1"/>
-    </w:lvlOverride>
-    <w:lvlOverride w:ilvl="1">
-      <w:startOverride w:val="1"/>
-    </w:lvlOverride>
-    <w:lvlOverride w:ilvl="2">
-      <w:startOverride w:val="1"/>
-    </w:lvlOverride>
-    <w:lvlOverride w:ilvl="3">
-      <w:startOverride w:val="1"/>
-    </w:lvlOverride>
-    <w:lvlOverride w:ilvl="4">
-      <w:startOverride w:val="1"/>
-    </w:lvlOverride>
-    <w:lvlOverride w:ilvl="5">
-      <w:startOverride w:val="1"/>
-    </w:lvlOverride>
-    <w:lvlOverride w:ilvl="6">
-      <w:startOverride w:val="1"/>
-    </w:lvlOverride>
-    <w:lvlOverride w:ilvl="7">
-      <w:startOverride w:val="1"/>
-    </w:lvlOverride>
-    <w:lvlOverride w:ilvl="8">
-      <w:startOverride w:val="1"/>
-    </w:lvlOverride>
   </w:num>
   <w:num w:numId="1038">
     <w:abstractNumId w:val="99411"/>
@@ -31545,12 +32493,42 @@
     </w:lvlOverride>
   </w:num>
   <w:num w:numId="1039">
-    <w:abstractNumId w:val="991"/>
+    <w:abstractNumId w:val="99411"/>
+    <w:lvlOverride w:ilvl="0">
+      <w:startOverride w:val="1"/>
+    </w:lvlOverride>
+    <w:lvlOverride w:ilvl="1">
+      <w:startOverride w:val="1"/>
+    </w:lvlOverride>
+    <w:lvlOverride w:ilvl="2">
+      <w:startOverride w:val="1"/>
+    </w:lvlOverride>
+    <w:lvlOverride w:ilvl="3">
+      <w:startOverride w:val="1"/>
+    </w:lvlOverride>
+    <w:lvlOverride w:ilvl="4">
+      <w:startOverride w:val="1"/>
+    </w:lvlOverride>
+    <w:lvlOverride w:ilvl="5">
+      <w:startOverride w:val="1"/>
+    </w:lvlOverride>
+    <w:lvlOverride w:ilvl="6">
+      <w:startOverride w:val="1"/>
+    </w:lvlOverride>
+    <w:lvlOverride w:ilvl="7">
+      <w:startOverride w:val="1"/>
+    </w:lvlOverride>
+    <w:lvlOverride w:ilvl="8">
+      <w:startOverride w:val="1"/>
+    </w:lvlOverride>
   </w:num>
   <w:num w:numId="1040">
     <w:abstractNumId w:val="991"/>
   </w:num>
   <w:num w:numId="1041">
+    <w:abstractNumId w:val="991"/>
+  </w:num>
+  <w:num w:numId="1042">
     <w:abstractNumId w:val="991"/>
   </w:num>
 </w:numbering>
